--- a/451_実装データモデル_行政/docx/451-6_実装データモデル_報告書.docx
+++ b/451_実装データモデル_行政/docx/451-6_実装データモデル_報告書.docx
@@ -1,6 +1,6 @@
 
 <file path=word/document.xml><?xml version="1.0" encoding="utf-8"?>
-<w:document xmlns:wpc="http://schemas.microsoft.com/office/word/2010/wordprocessingCanvas" xmlns:cx="http://schemas.microsoft.com/office/drawing/2014/chartex" xmlns:cx1="http://schemas.microsoft.com/office/drawing/2015/9/8/chartex" xmlns:cx2="http://schemas.microsoft.com/office/drawing/2015/10/21/chartex" xmlns:cx3="http://schemas.microsoft.com/office/drawing/2016/5/9/chartex" xmlns:cx4="http://schemas.microsoft.com/office/drawing/2016/5/10/chartex" xmlns:cx5="http://schemas.microsoft.com/office/drawing/2016/5/11/chartex" xmlns:cx6="http://schemas.microsoft.com/office/drawing/2016/5/12/chartex" xmlns:cx7="http://schemas.microsoft.com/office/drawing/2016/5/13/chartex" xmlns:cx8="http://schemas.microsoft.com/office/drawing/2016/5/14/chartex" xmlns:mc="http://schemas.openxmlformats.org/markup-compatibility/2006" xmlns:aink="http://schemas.microsoft.com/office/drawing/2016/ink" xmlns:am3d="http://schemas.microsoft.com/office/drawing/2017/model3d" xmlns:o="urn:schemas-microsoft-com:office:office" xmlns:oel="http://schemas.microsoft.com/office/2019/extlst" xmlns:r="http://schemas.openxmlformats.org/officeDocument/2006/relationships" xmlns:m="http://schemas.openxmlformats.org/officeDocument/2006/math" xmlns:v="urn:schemas-microsoft-com:vml" xmlns:wp14="http://schemas.microsoft.com/office/word/2010/wordprocessingDrawing" xmlns:wp="http://schemas.openxmlformats.org/drawingml/2006/wordprocessingDrawing" xmlns:w10="urn:schemas-microsoft-com:office:word" xmlns:w="http://schemas.openxmlformats.org/wordprocessingml/2006/main" xmlns:w14="http://schemas.microsoft.com/office/word/2010/wordml" xmlns:w15="http://schemas.microsoft.com/office/word/2012/wordml" xmlns:w16cex="http://schemas.microsoft.com/office/word/2018/wordml/cex" xmlns:w16cid="http://schemas.microsoft.com/office/word/2016/wordml/cid" xmlns:w16="http://schemas.microsoft.com/office/word/2018/wordml" xmlns:w16sdtdh="http://schemas.microsoft.com/office/word/2020/wordml/sdtdatahash" xmlns:w16se="http://schemas.microsoft.com/office/word/2015/wordml/symex" xmlns:wpg="http://schemas.microsoft.com/office/word/2010/wordprocessingGroup" xmlns:wpi="http://schemas.microsoft.com/office/word/2010/wordprocessingInk" xmlns:wne="http://schemas.microsoft.com/office/word/2006/wordml" xmlns:wps="http://schemas.microsoft.com/office/word/2010/wordprocessingShape" mc:Ignorable="w14 w15 w16se w16cid w16 w16cex w16sdtdh wp14">
+<w:document xmlns:wpc="http://schemas.microsoft.com/office/word/2010/wordprocessingCanvas" xmlns:cx="http://schemas.microsoft.com/office/drawing/2014/chartex" xmlns:cx1="http://schemas.microsoft.com/office/drawing/2015/9/8/chartex" xmlns:cx2="http://schemas.microsoft.com/office/drawing/2015/10/21/chartex" xmlns:cx3="http://schemas.microsoft.com/office/drawing/2016/5/9/chartex" xmlns:cx4="http://schemas.microsoft.com/office/drawing/2016/5/10/chartex" xmlns:cx5="http://schemas.microsoft.com/office/drawing/2016/5/11/chartex" xmlns:cx6="http://schemas.microsoft.com/office/drawing/2016/5/12/chartex" xmlns:cx7="http://schemas.microsoft.com/office/drawing/2016/5/13/chartex" xmlns:cx8="http://schemas.microsoft.com/office/drawing/2016/5/14/chartex" xmlns:mc="http://schemas.openxmlformats.org/markup-compatibility/2006" xmlns:aink="http://schemas.microsoft.com/office/drawing/2016/ink" xmlns:am3d="http://schemas.microsoft.com/office/drawing/2017/model3d" xmlns:o="urn:schemas-microsoft-com:office:office" xmlns:oel="http://schemas.microsoft.com/office/2019/extlst" xmlns:r="http://schemas.openxmlformats.org/officeDocument/2006/relationships" xmlns:m="http://schemas.openxmlformats.org/officeDocument/2006/math" xmlns:v="urn:schemas-microsoft-com:vml" xmlns:wp14="http://schemas.microsoft.com/office/word/2010/wordprocessingDrawing" xmlns:wp="http://schemas.openxmlformats.org/drawingml/2006/wordprocessingDrawing" xmlns:w10="urn:schemas-microsoft-com:office:word" xmlns:w="http://schemas.openxmlformats.org/wordprocessingml/2006/main" xmlns:w14="http://schemas.microsoft.com/office/word/2010/wordml" xmlns:w15="http://schemas.microsoft.com/office/word/2012/wordml" xmlns:w16cex="http://schemas.microsoft.com/office/word/2018/wordml/cex" xmlns:w16cid="http://schemas.microsoft.com/office/word/2016/wordml/cid" xmlns:w16="http://schemas.microsoft.com/office/word/2018/wordml" xmlns:w16du="http://schemas.microsoft.com/office/word/2023/wordml/word16du" xmlns:w16sdtdh="http://schemas.microsoft.com/office/word/2020/wordml/sdtdatahash" xmlns:w16sdtfl="http://schemas.microsoft.com/office/word/2024/wordml/sdtformatlock" xmlns:w16se="http://schemas.microsoft.com/office/word/2015/wordml/symex" xmlns:wpg="http://schemas.microsoft.com/office/word/2010/wordprocessingGroup" xmlns:wpi="http://schemas.microsoft.com/office/word/2010/wordprocessingInk" xmlns:wne="http://schemas.microsoft.com/office/word/2006/wordml" xmlns:wps="http://schemas.microsoft.com/office/word/2010/wordprocessingShape" mc:Ignorable="w14 w15 w16se w16cid w16 w16cex w16sdtdh w16sdtfl w16du wp14">
   <w:body>
     <w:p>
       <w:pPr>
@@ -82,7 +82,7 @@
         <w:rPr>
           <w:rFonts w:hint="eastAsia"/>
         </w:rPr>
-        <w:t>5</w:t>
+        <w:t>6</w:t>
       </w:r>
       <w:r>
         <w:rPr>
@@ -94,7 +94,7 @@
         <w:rPr>
           <w:rFonts w:hint="eastAsia"/>
         </w:rPr>
-        <w:t>7</w:t>
+        <w:t>8</w:t>
       </w:r>
       <w:r>
         <w:rPr>
@@ -106,7 +106,7 @@
         <w:rPr>
           <w:rFonts w:hint="eastAsia"/>
         </w:rPr>
-        <w:t>3</w:t>
+        <w:t>10</w:t>
       </w:r>
       <w:r>
         <w:rPr>
@@ -118,7 +118,7 @@
         <w:rPr>
           <w:rFonts w:hint="eastAsia"/>
         </w:rPr>
-        <w:t>25</w:t>
+        <w:t>06</w:t>
       </w:r>
       <w:r>
         <w:rPr>
@@ -317,8 +317,8 @@
         </w:sectPr>
       </w:pPr>
     </w:p>
-    <w:bookmarkStart w:id="8" w:name="_Toc16753971" w:displacedByCustomXml="next"/>
-    <w:bookmarkStart w:id="9" w:name="_Toc16782424" w:displacedByCustomXml="next"/>
+    <w:bookmarkStart w:id="8" w:name="_Toc16782424" w:displacedByCustomXml="next"/>
+    <w:bookmarkStart w:id="9" w:name="_Toc16753971" w:displacedByCustomXml="next"/>
     <w:sdt>
       <w:sdtPr>
         <w:rPr>
@@ -354,12 +354,12 @@
           <w:pPr>
             <w:pStyle w:val="11"/>
             <w:tabs>
-              <w:tab w:val="left" w:pos="1100"/>
+              <w:tab w:val="left" w:pos="1050"/>
             </w:tabs>
             <w:rPr>
               <w:rFonts w:asciiTheme="minorHAnsi" w:eastAsiaTheme="minorEastAsia" w:hAnsiTheme="minorHAnsi" w:cstheme="minorBidi"/>
               <w:noProof/>
-              <w:sz w:val="22"/>
+              <w:sz w:val="21"/>
               <w:szCs w:val="24"/>
               <w14:ligatures w14:val="standardContextual"/>
             </w:rPr>
@@ -373,7 +373,7 @@
           <w:r>
             <w:fldChar w:fldCharType="separate"/>
           </w:r>
-          <w:hyperlink w:anchor="_Toc189558128" w:history="1">
+          <w:hyperlink w:anchor="_Toc231574058" w:history="1">
             <w:r>
               <w:rPr>
                 <w:rStyle w:val="aff0"/>
@@ -385,7 +385,7 @@
               <w:rPr>
                 <w:rFonts w:asciiTheme="minorHAnsi" w:eastAsiaTheme="minorEastAsia" w:hAnsiTheme="minorHAnsi" w:cstheme="minorBidi"/>
                 <w:noProof/>
-                <w:sz w:val="22"/>
+                <w:sz w:val="21"/>
                 <w:szCs w:val="24"/>
                 <w14:ligatures w14:val="standardContextual"/>
               </w:rPr>
@@ -417,7 +417,7 @@
                 <w:noProof/>
                 <w:webHidden/>
               </w:rPr>
-              <w:instrText xml:space="preserve"> PAGEREF _Toc189558128 \h </w:instrText>
+              <w:instrText xml:space="preserve"> PAGEREF _Toc231574058 \h </w:instrText>
             </w:r>
             <w:r>
               <w:rPr>
@@ -452,18 +452,18 @@
           <w:pPr>
             <w:pStyle w:val="21"/>
             <w:tabs>
-              <w:tab w:val="left" w:pos="1320"/>
+              <w:tab w:val="left" w:pos="1260"/>
               <w:tab w:val="right" w:leader="dot" w:pos="8494"/>
             </w:tabs>
             <w:rPr>
               <w:rFonts w:asciiTheme="minorHAnsi" w:eastAsiaTheme="minorEastAsia" w:hAnsiTheme="minorHAnsi" w:cstheme="minorBidi"/>
               <w:noProof/>
-              <w:sz w:val="22"/>
+              <w:sz w:val="21"/>
               <w:szCs w:val="24"/>
               <w14:ligatures w14:val="standardContextual"/>
             </w:rPr>
           </w:pPr>
-          <w:hyperlink w:anchor="_Toc189558129" w:history="1">
+          <w:hyperlink w:anchor="_Toc231574059" w:history="1">
             <w:r>
               <w:rPr>
                 <w:rStyle w:val="aff0"/>
@@ -475,7 +475,7 @@
               <w:rPr>
                 <w:rFonts w:asciiTheme="minorHAnsi" w:eastAsiaTheme="minorEastAsia" w:hAnsiTheme="minorHAnsi" w:cstheme="minorBidi"/>
                 <w:noProof/>
-                <w:sz w:val="22"/>
+                <w:sz w:val="21"/>
                 <w:szCs w:val="24"/>
                 <w14:ligatures w14:val="standardContextual"/>
               </w:rPr>
@@ -507,7 +507,7 @@
                 <w:noProof/>
                 <w:webHidden/>
               </w:rPr>
-              <w:instrText xml:space="preserve"> PAGEREF _Toc189558129 \h </w:instrText>
+              <w:instrText xml:space="preserve"> PAGEREF _Toc231574059 \h </w:instrText>
             </w:r>
             <w:r>
               <w:rPr>
@@ -542,18 +542,18 @@
           <w:pPr>
             <w:pStyle w:val="21"/>
             <w:tabs>
-              <w:tab w:val="left" w:pos="1320"/>
+              <w:tab w:val="left" w:pos="1260"/>
               <w:tab w:val="right" w:leader="dot" w:pos="8494"/>
             </w:tabs>
             <w:rPr>
               <w:rFonts w:asciiTheme="minorHAnsi" w:eastAsiaTheme="minorEastAsia" w:hAnsiTheme="minorHAnsi" w:cstheme="minorBidi"/>
               <w:noProof/>
-              <w:sz w:val="22"/>
+              <w:sz w:val="21"/>
               <w:szCs w:val="24"/>
               <w14:ligatures w14:val="standardContextual"/>
             </w:rPr>
           </w:pPr>
-          <w:hyperlink w:anchor="_Toc189558130" w:history="1">
+          <w:hyperlink w:anchor="_Toc231574060" w:history="1">
             <w:r>
               <w:rPr>
                 <w:rStyle w:val="aff0"/>
@@ -565,7 +565,7 @@
               <w:rPr>
                 <w:rFonts w:asciiTheme="minorHAnsi" w:eastAsiaTheme="minorEastAsia" w:hAnsiTheme="minorHAnsi" w:cstheme="minorBidi"/>
                 <w:noProof/>
-                <w:sz w:val="22"/>
+                <w:sz w:val="21"/>
                 <w:szCs w:val="24"/>
                 <w14:ligatures w14:val="standardContextual"/>
               </w:rPr>
@@ -597,7 +597,7 @@
                 <w:noProof/>
                 <w:webHidden/>
               </w:rPr>
-              <w:instrText xml:space="preserve"> PAGEREF _Toc189558130 \h </w:instrText>
+              <w:instrText xml:space="preserve"> PAGEREF _Toc231574060 \h </w:instrText>
             </w:r>
             <w:r>
               <w:rPr>
@@ -632,18 +632,18 @@
           <w:pPr>
             <w:pStyle w:val="21"/>
             <w:tabs>
-              <w:tab w:val="left" w:pos="1320"/>
+              <w:tab w:val="left" w:pos="1260"/>
               <w:tab w:val="right" w:leader="dot" w:pos="8494"/>
             </w:tabs>
             <w:rPr>
               <w:rFonts w:asciiTheme="minorHAnsi" w:eastAsiaTheme="minorEastAsia" w:hAnsiTheme="minorHAnsi" w:cstheme="minorBidi"/>
               <w:noProof/>
-              <w:sz w:val="22"/>
+              <w:sz w:val="21"/>
               <w:szCs w:val="24"/>
               <w14:ligatures w14:val="standardContextual"/>
             </w:rPr>
           </w:pPr>
-          <w:hyperlink w:anchor="_Toc189558131" w:history="1">
+          <w:hyperlink w:anchor="_Toc231574061" w:history="1">
             <w:r>
               <w:rPr>
                 <w:rStyle w:val="aff0"/>
@@ -655,7 +655,7 @@
               <w:rPr>
                 <w:rFonts w:asciiTheme="minorHAnsi" w:eastAsiaTheme="minorEastAsia" w:hAnsiTheme="minorHAnsi" w:cstheme="minorBidi"/>
                 <w:noProof/>
-                <w:sz w:val="22"/>
+                <w:sz w:val="21"/>
                 <w:szCs w:val="24"/>
                 <w14:ligatures w14:val="standardContextual"/>
               </w:rPr>
@@ -687,7 +687,7 @@
                 <w:noProof/>
                 <w:webHidden/>
               </w:rPr>
-              <w:instrText xml:space="preserve"> PAGEREF _Toc189558131 \h </w:instrText>
+              <w:instrText xml:space="preserve"> PAGEREF _Toc231574061 \h </w:instrText>
             </w:r>
             <w:r>
               <w:rPr>
@@ -722,17 +722,17 @@
           <w:pPr>
             <w:pStyle w:val="11"/>
             <w:tabs>
-              <w:tab w:val="left" w:pos="1100"/>
+              <w:tab w:val="left" w:pos="1050"/>
             </w:tabs>
             <w:rPr>
               <w:rFonts w:asciiTheme="minorHAnsi" w:eastAsiaTheme="minorEastAsia" w:hAnsiTheme="minorHAnsi" w:cstheme="minorBidi"/>
               <w:noProof/>
-              <w:sz w:val="22"/>
+              <w:sz w:val="21"/>
               <w:szCs w:val="24"/>
               <w14:ligatures w14:val="standardContextual"/>
             </w:rPr>
           </w:pPr>
-          <w:hyperlink w:anchor="_Toc189558132" w:history="1">
+          <w:hyperlink w:anchor="_Toc231574062" w:history="1">
             <w:r>
               <w:rPr>
                 <w:rStyle w:val="aff0"/>
@@ -744,7 +744,7 @@
               <w:rPr>
                 <w:rFonts w:asciiTheme="minorHAnsi" w:eastAsiaTheme="minorEastAsia" w:hAnsiTheme="minorHAnsi" w:cstheme="minorBidi"/>
                 <w:noProof/>
-                <w:sz w:val="22"/>
+                <w:sz w:val="21"/>
                 <w:szCs w:val="24"/>
                 <w14:ligatures w14:val="standardContextual"/>
               </w:rPr>
@@ -776,7 +776,7 @@
                 <w:noProof/>
                 <w:webHidden/>
               </w:rPr>
-              <w:instrText xml:space="preserve"> PAGEREF _Toc189558132 \h </w:instrText>
+              <w:instrText xml:space="preserve"> PAGEREF _Toc231574062 \h </w:instrText>
             </w:r>
             <w:r>
               <w:rPr>
@@ -811,18 +811,18 @@
           <w:pPr>
             <w:pStyle w:val="21"/>
             <w:tabs>
-              <w:tab w:val="left" w:pos="1320"/>
+              <w:tab w:val="left" w:pos="1260"/>
               <w:tab w:val="right" w:leader="dot" w:pos="8494"/>
             </w:tabs>
             <w:rPr>
               <w:rFonts w:asciiTheme="minorHAnsi" w:eastAsiaTheme="minorEastAsia" w:hAnsiTheme="minorHAnsi" w:cstheme="minorBidi"/>
               <w:noProof/>
-              <w:sz w:val="22"/>
+              <w:sz w:val="21"/>
               <w:szCs w:val="24"/>
               <w14:ligatures w14:val="standardContextual"/>
             </w:rPr>
           </w:pPr>
-          <w:hyperlink w:anchor="_Toc189558133" w:history="1">
+          <w:hyperlink w:anchor="_Toc231574063" w:history="1">
             <w:r>
               <w:rPr>
                 <w:rStyle w:val="aff0"/>
@@ -834,7 +834,7 @@
               <w:rPr>
                 <w:rFonts w:asciiTheme="minorHAnsi" w:eastAsiaTheme="minorEastAsia" w:hAnsiTheme="minorHAnsi" w:cstheme="minorBidi"/>
                 <w:noProof/>
-                <w:sz w:val="22"/>
+                <w:sz w:val="21"/>
                 <w:szCs w:val="24"/>
                 <w14:ligatures w14:val="standardContextual"/>
               </w:rPr>
@@ -866,7 +866,7 @@
                 <w:noProof/>
                 <w:webHidden/>
               </w:rPr>
-              <w:instrText xml:space="preserve"> PAGEREF _Toc189558133 \h </w:instrText>
+              <w:instrText xml:space="preserve"> PAGEREF _Toc231574063 \h </w:instrText>
             </w:r>
             <w:r>
               <w:rPr>
@@ -901,18 +901,18 @@
           <w:pPr>
             <w:pStyle w:val="21"/>
             <w:tabs>
-              <w:tab w:val="left" w:pos="1320"/>
+              <w:tab w:val="left" w:pos="1260"/>
               <w:tab w:val="right" w:leader="dot" w:pos="8494"/>
             </w:tabs>
             <w:rPr>
               <w:rFonts w:asciiTheme="minorHAnsi" w:eastAsiaTheme="minorEastAsia" w:hAnsiTheme="minorHAnsi" w:cstheme="minorBidi"/>
               <w:noProof/>
-              <w:sz w:val="22"/>
+              <w:sz w:val="21"/>
               <w:szCs w:val="24"/>
               <w14:ligatures w14:val="standardContextual"/>
             </w:rPr>
           </w:pPr>
-          <w:hyperlink w:anchor="_Toc189558134" w:history="1">
+          <w:hyperlink w:anchor="_Toc231574064" w:history="1">
             <w:r>
               <w:rPr>
                 <w:rStyle w:val="aff0"/>
@@ -924,7 +924,7 @@
               <w:rPr>
                 <w:rFonts w:asciiTheme="minorHAnsi" w:eastAsiaTheme="minorEastAsia" w:hAnsiTheme="minorHAnsi" w:cstheme="minorBidi"/>
                 <w:noProof/>
-                <w:sz w:val="22"/>
+                <w:sz w:val="21"/>
                 <w:szCs w:val="24"/>
                 <w14:ligatures w14:val="standardContextual"/>
               </w:rPr>
@@ -956,7 +956,7 @@
                 <w:noProof/>
                 <w:webHidden/>
               </w:rPr>
-              <w:instrText xml:space="preserve"> PAGEREF _Toc189558134 \h </w:instrText>
+              <w:instrText xml:space="preserve"> PAGEREF _Toc231574064 \h </w:instrText>
             </w:r>
             <w:r>
               <w:rPr>
@@ -991,18 +991,18 @@
           <w:pPr>
             <w:pStyle w:val="21"/>
             <w:tabs>
-              <w:tab w:val="left" w:pos="1320"/>
+              <w:tab w:val="left" w:pos="1260"/>
               <w:tab w:val="right" w:leader="dot" w:pos="8494"/>
             </w:tabs>
             <w:rPr>
               <w:rFonts w:asciiTheme="minorHAnsi" w:eastAsiaTheme="minorEastAsia" w:hAnsiTheme="minorHAnsi" w:cstheme="minorBidi"/>
               <w:noProof/>
-              <w:sz w:val="22"/>
+              <w:sz w:val="21"/>
               <w:szCs w:val="24"/>
               <w14:ligatures w14:val="standardContextual"/>
             </w:rPr>
           </w:pPr>
-          <w:hyperlink w:anchor="_Toc189558135" w:history="1">
+          <w:hyperlink w:anchor="_Toc231574065" w:history="1">
             <w:r>
               <w:rPr>
                 <w:rStyle w:val="aff0"/>
@@ -1014,7 +1014,7 @@
               <w:rPr>
                 <w:rFonts w:asciiTheme="minorHAnsi" w:eastAsiaTheme="minorEastAsia" w:hAnsiTheme="minorHAnsi" w:cstheme="minorBidi"/>
                 <w:noProof/>
-                <w:sz w:val="22"/>
+                <w:sz w:val="21"/>
                 <w:szCs w:val="24"/>
                 <w14:ligatures w14:val="standardContextual"/>
               </w:rPr>
@@ -1046,7 +1046,7 @@
                 <w:noProof/>
                 <w:webHidden/>
               </w:rPr>
-              <w:instrText xml:space="preserve"> PAGEREF _Toc189558135 \h </w:instrText>
+              <w:instrText xml:space="preserve"> PAGEREF _Toc231574065 \h </w:instrText>
             </w:r>
             <w:r>
               <w:rPr>
@@ -1081,17 +1081,17 @@
           <w:pPr>
             <w:pStyle w:val="11"/>
             <w:tabs>
-              <w:tab w:val="left" w:pos="1100"/>
+              <w:tab w:val="left" w:pos="1050"/>
             </w:tabs>
             <w:rPr>
               <w:rFonts w:asciiTheme="minorHAnsi" w:eastAsiaTheme="minorEastAsia" w:hAnsiTheme="minorHAnsi" w:cstheme="minorBidi"/>
               <w:noProof/>
-              <w:sz w:val="22"/>
+              <w:sz w:val="21"/>
               <w:szCs w:val="24"/>
               <w14:ligatures w14:val="standardContextual"/>
             </w:rPr>
           </w:pPr>
-          <w:hyperlink w:anchor="_Toc189558136" w:history="1">
+          <w:hyperlink w:anchor="_Toc231574066" w:history="1">
             <w:r>
               <w:rPr>
                 <w:rStyle w:val="aff0"/>
@@ -1103,7 +1103,7 @@
               <w:rPr>
                 <w:rFonts w:asciiTheme="minorHAnsi" w:eastAsiaTheme="minorEastAsia" w:hAnsiTheme="minorHAnsi" w:cstheme="minorBidi"/>
                 <w:noProof/>
-                <w:sz w:val="22"/>
+                <w:sz w:val="21"/>
                 <w:szCs w:val="24"/>
                 <w14:ligatures w14:val="standardContextual"/>
               </w:rPr>
@@ -1135,7 +1135,7 @@
                 <w:noProof/>
                 <w:webHidden/>
               </w:rPr>
-              <w:instrText xml:space="preserve"> PAGEREF _Toc189558136 \h </w:instrText>
+              <w:instrText xml:space="preserve"> PAGEREF _Toc231574066 \h </w:instrText>
             </w:r>
             <w:r>
               <w:rPr>
@@ -1170,18 +1170,18 @@
           <w:pPr>
             <w:pStyle w:val="21"/>
             <w:tabs>
-              <w:tab w:val="left" w:pos="1320"/>
+              <w:tab w:val="left" w:pos="1260"/>
               <w:tab w:val="right" w:leader="dot" w:pos="8494"/>
             </w:tabs>
             <w:rPr>
               <w:rFonts w:asciiTheme="minorHAnsi" w:eastAsiaTheme="minorEastAsia" w:hAnsiTheme="minorHAnsi" w:cstheme="minorBidi"/>
               <w:noProof/>
-              <w:sz w:val="22"/>
+              <w:sz w:val="21"/>
               <w:szCs w:val="24"/>
               <w14:ligatures w14:val="standardContextual"/>
             </w:rPr>
           </w:pPr>
-          <w:hyperlink w:anchor="_Toc189558137" w:history="1">
+          <w:hyperlink w:anchor="_Toc231574067" w:history="1">
             <w:r>
               <w:rPr>
                 <w:rStyle w:val="aff0"/>
@@ -1193,7 +1193,7 @@
               <w:rPr>
                 <w:rFonts w:asciiTheme="minorHAnsi" w:eastAsiaTheme="minorEastAsia" w:hAnsiTheme="minorHAnsi" w:cstheme="minorBidi"/>
                 <w:noProof/>
-                <w:sz w:val="22"/>
+                <w:sz w:val="21"/>
                 <w:szCs w:val="24"/>
                 <w14:ligatures w14:val="standardContextual"/>
               </w:rPr>
@@ -1225,7 +1225,7 @@
                 <w:noProof/>
                 <w:webHidden/>
               </w:rPr>
-              <w:instrText xml:space="preserve"> PAGEREF _Toc189558137 \h </w:instrText>
+              <w:instrText xml:space="preserve"> PAGEREF _Toc231574067 \h </w:instrText>
             </w:r>
             <w:r>
               <w:rPr>
@@ -1260,18 +1260,18 @@
           <w:pPr>
             <w:pStyle w:val="21"/>
             <w:tabs>
-              <w:tab w:val="left" w:pos="1320"/>
+              <w:tab w:val="left" w:pos="1260"/>
               <w:tab w:val="right" w:leader="dot" w:pos="8494"/>
             </w:tabs>
             <w:rPr>
               <w:rFonts w:asciiTheme="minorHAnsi" w:eastAsiaTheme="minorEastAsia" w:hAnsiTheme="minorHAnsi" w:cstheme="minorBidi"/>
               <w:noProof/>
-              <w:sz w:val="22"/>
+              <w:sz w:val="21"/>
               <w:szCs w:val="24"/>
               <w14:ligatures w14:val="standardContextual"/>
             </w:rPr>
           </w:pPr>
-          <w:hyperlink w:anchor="_Toc189558138" w:history="1">
+          <w:hyperlink w:anchor="_Toc231574068" w:history="1">
             <w:r>
               <w:rPr>
                 <w:rStyle w:val="aff0"/>
@@ -1283,7 +1283,7 @@
               <w:rPr>
                 <w:rFonts w:asciiTheme="minorHAnsi" w:eastAsiaTheme="minorEastAsia" w:hAnsiTheme="minorHAnsi" w:cstheme="minorBidi"/>
                 <w:noProof/>
-                <w:sz w:val="22"/>
+                <w:sz w:val="21"/>
                 <w:szCs w:val="24"/>
                 <w14:ligatures w14:val="standardContextual"/>
               </w:rPr>
@@ -1315,7 +1315,7 @@
                 <w:noProof/>
                 <w:webHidden/>
               </w:rPr>
-              <w:instrText xml:space="preserve"> PAGEREF _Toc189558138 \h </w:instrText>
+              <w:instrText xml:space="preserve"> PAGEREF _Toc231574068 \h </w:instrText>
             </w:r>
             <w:r>
               <w:rPr>
@@ -1335,7 +1335,7 @@
                 <w:noProof/>
                 <w:webHidden/>
               </w:rPr>
-              <w:t>7</w:t>
+              <w:t>8</w:t>
             </w:r>
             <w:r>
               <w:rPr>
@@ -1350,18 +1350,18 @@
           <w:pPr>
             <w:pStyle w:val="31"/>
             <w:tabs>
-              <w:tab w:val="left" w:pos="1320"/>
+              <w:tab w:val="left" w:pos="1260"/>
               <w:tab w:val="right" w:leader="dot" w:pos="8494"/>
             </w:tabs>
             <w:rPr>
               <w:rFonts w:asciiTheme="minorHAnsi" w:eastAsiaTheme="minorEastAsia" w:hAnsiTheme="minorHAnsi" w:cstheme="minorBidi"/>
               <w:noProof/>
-              <w:sz w:val="22"/>
+              <w:sz w:val="21"/>
               <w:szCs w:val="24"/>
               <w14:ligatures w14:val="standardContextual"/>
             </w:rPr>
           </w:pPr>
-          <w:hyperlink w:anchor="_Toc189558139" w:history="1">
+          <w:hyperlink w:anchor="_Toc231574069" w:history="1">
             <w:r>
               <w:rPr>
                 <w:rStyle w:val="aff0"/>
@@ -1373,7 +1373,7 @@
               <w:rPr>
                 <w:rFonts w:asciiTheme="minorHAnsi" w:eastAsiaTheme="minorEastAsia" w:hAnsiTheme="minorHAnsi" w:cstheme="minorBidi"/>
                 <w:noProof/>
-                <w:sz w:val="22"/>
+                <w:sz w:val="21"/>
                 <w:szCs w:val="24"/>
                 <w14:ligatures w14:val="standardContextual"/>
               </w:rPr>
@@ -1405,7 +1405,7 @@
                 <w:noProof/>
                 <w:webHidden/>
               </w:rPr>
-              <w:instrText xml:space="preserve"> PAGEREF _Toc189558139 \h </w:instrText>
+              <w:instrText xml:space="preserve"> PAGEREF _Toc231574069 \h </w:instrText>
             </w:r>
             <w:r>
               <w:rPr>
@@ -1440,18 +1440,18 @@
           <w:pPr>
             <w:pStyle w:val="31"/>
             <w:tabs>
-              <w:tab w:val="left" w:pos="1320"/>
+              <w:tab w:val="left" w:pos="1260"/>
               <w:tab w:val="right" w:leader="dot" w:pos="8494"/>
             </w:tabs>
             <w:rPr>
               <w:rFonts w:asciiTheme="minorHAnsi" w:eastAsiaTheme="minorEastAsia" w:hAnsiTheme="minorHAnsi" w:cstheme="minorBidi"/>
               <w:noProof/>
-              <w:sz w:val="22"/>
+              <w:sz w:val="21"/>
               <w:szCs w:val="24"/>
               <w14:ligatures w14:val="standardContextual"/>
             </w:rPr>
           </w:pPr>
-          <w:hyperlink w:anchor="_Toc189558140" w:history="1">
+          <w:hyperlink w:anchor="_Toc231574070" w:history="1">
             <w:r>
               <w:rPr>
                 <w:rStyle w:val="aff0"/>
@@ -1463,7 +1463,7 @@
               <w:rPr>
                 <w:rFonts w:asciiTheme="minorHAnsi" w:eastAsiaTheme="minorEastAsia" w:hAnsiTheme="minorHAnsi" w:cstheme="minorBidi"/>
                 <w:noProof/>
-                <w:sz w:val="22"/>
+                <w:sz w:val="21"/>
                 <w:szCs w:val="24"/>
                 <w14:ligatures w14:val="standardContextual"/>
               </w:rPr>
@@ -1495,7 +1495,7 @@
                 <w:noProof/>
                 <w:webHidden/>
               </w:rPr>
-              <w:instrText xml:space="preserve"> PAGEREF _Toc189558140 \h </w:instrText>
+              <w:instrText xml:space="preserve"> PAGEREF _Toc231574070 \h </w:instrText>
             </w:r>
             <w:r>
               <w:rPr>
@@ -1530,17 +1530,17 @@
           <w:pPr>
             <w:pStyle w:val="11"/>
             <w:tabs>
-              <w:tab w:val="left" w:pos="1100"/>
+              <w:tab w:val="left" w:pos="1050"/>
             </w:tabs>
             <w:rPr>
               <w:rFonts w:asciiTheme="minorHAnsi" w:eastAsiaTheme="minorEastAsia" w:hAnsiTheme="minorHAnsi" w:cstheme="minorBidi"/>
               <w:noProof/>
-              <w:sz w:val="22"/>
+              <w:sz w:val="21"/>
               <w:szCs w:val="24"/>
               <w14:ligatures w14:val="standardContextual"/>
             </w:rPr>
           </w:pPr>
-          <w:hyperlink w:anchor="_Toc189558141" w:history="1">
+          <w:hyperlink w:anchor="_Toc231574071" w:history="1">
             <w:r>
               <w:rPr>
                 <w:rStyle w:val="aff0"/>
@@ -1552,7 +1552,7 @@
               <w:rPr>
                 <w:rFonts w:asciiTheme="minorHAnsi" w:eastAsiaTheme="minorEastAsia" w:hAnsiTheme="minorHAnsi" w:cstheme="minorBidi"/>
                 <w:noProof/>
-                <w:sz w:val="22"/>
+                <w:sz w:val="21"/>
                 <w:szCs w:val="24"/>
                 <w14:ligatures w14:val="standardContextual"/>
               </w:rPr>
@@ -1584,7 +1584,7 @@
                 <w:noProof/>
                 <w:webHidden/>
               </w:rPr>
-              <w:instrText xml:space="preserve"> PAGEREF _Toc189558141 \h </w:instrText>
+              <w:instrText xml:space="preserve"> PAGEREF _Toc231574071 \h </w:instrText>
             </w:r>
             <w:r>
               <w:rPr>
@@ -1619,18 +1619,18 @@
           <w:pPr>
             <w:pStyle w:val="21"/>
             <w:tabs>
-              <w:tab w:val="left" w:pos="1320"/>
+              <w:tab w:val="left" w:pos="1260"/>
               <w:tab w:val="right" w:leader="dot" w:pos="8494"/>
             </w:tabs>
             <w:rPr>
               <w:rFonts w:asciiTheme="minorHAnsi" w:eastAsiaTheme="minorEastAsia" w:hAnsiTheme="minorHAnsi" w:cstheme="minorBidi"/>
               <w:noProof/>
-              <w:sz w:val="22"/>
+              <w:sz w:val="21"/>
               <w:szCs w:val="24"/>
               <w14:ligatures w14:val="standardContextual"/>
             </w:rPr>
           </w:pPr>
-          <w:hyperlink w:anchor="_Toc189558142" w:history="1">
+          <w:hyperlink w:anchor="_Toc231574072" w:history="1">
             <w:r>
               <w:rPr>
                 <w:rStyle w:val="aff0"/>
@@ -1642,7 +1642,7 @@
               <w:rPr>
                 <w:rFonts w:asciiTheme="minorHAnsi" w:eastAsiaTheme="minorEastAsia" w:hAnsiTheme="minorHAnsi" w:cstheme="minorBidi"/>
                 <w:noProof/>
-                <w:sz w:val="22"/>
+                <w:sz w:val="21"/>
                 <w:szCs w:val="24"/>
                 <w14:ligatures w14:val="standardContextual"/>
               </w:rPr>
@@ -1674,7 +1674,7 @@
                 <w:noProof/>
                 <w:webHidden/>
               </w:rPr>
-              <w:instrText xml:space="preserve"> PAGEREF _Toc189558142 \h </w:instrText>
+              <w:instrText xml:space="preserve"> PAGEREF _Toc231574072 \h </w:instrText>
             </w:r>
             <w:r>
               <w:rPr>
@@ -1709,18 +1709,18 @@
           <w:pPr>
             <w:pStyle w:val="31"/>
             <w:tabs>
-              <w:tab w:val="left" w:pos="1320"/>
+              <w:tab w:val="left" w:pos="1260"/>
               <w:tab w:val="right" w:leader="dot" w:pos="8494"/>
             </w:tabs>
             <w:rPr>
               <w:rFonts w:asciiTheme="minorHAnsi" w:eastAsiaTheme="minorEastAsia" w:hAnsiTheme="minorHAnsi" w:cstheme="minorBidi"/>
               <w:noProof/>
-              <w:sz w:val="22"/>
+              <w:sz w:val="21"/>
               <w:szCs w:val="24"/>
               <w14:ligatures w14:val="standardContextual"/>
             </w:rPr>
           </w:pPr>
-          <w:hyperlink w:anchor="_Toc189558143" w:history="1">
+          <w:hyperlink w:anchor="_Toc231574073" w:history="1">
             <w:r>
               <w:rPr>
                 <w:rStyle w:val="aff0"/>
@@ -1732,7 +1732,7 @@
               <w:rPr>
                 <w:rFonts w:asciiTheme="minorHAnsi" w:eastAsiaTheme="minorEastAsia" w:hAnsiTheme="minorHAnsi" w:cstheme="minorBidi"/>
                 <w:noProof/>
-                <w:sz w:val="22"/>
+                <w:sz w:val="21"/>
                 <w:szCs w:val="24"/>
                 <w14:ligatures w14:val="standardContextual"/>
               </w:rPr>
@@ -1764,7 +1764,7 @@
                 <w:noProof/>
                 <w:webHidden/>
               </w:rPr>
-              <w:instrText xml:space="preserve"> PAGEREF _Toc189558143 \h </w:instrText>
+              <w:instrText xml:space="preserve"> PAGEREF _Toc231574073 \h </w:instrText>
             </w:r>
             <w:r>
               <w:rPr>
@@ -1784,7 +1784,7 @@
                 <w:noProof/>
                 <w:webHidden/>
               </w:rPr>
-              <w:t>9</w:t>
+              <w:t>10</w:t>
             </w:r>
             <w:r>
               <w:rPr>
@@ -1799,18 +1799,18 @@
           <w:pPr>
             <w:pStyle w:val="31"/>
             <w:tabs>
-              <w:tab w:val="left" w:pos="1320"/>
+              <w:tab w:val="left" w:pos="1260"/>
               <w:tab w:val="right" w:leader="dot" w:pos="8494"/>
             </w:tabs>
             <w:rPr>
               <w:rFonts w:asciiTheme="minorHAnsi" w:eastAsiaTheme="minorEastAsia" w:hAnsiTheme="minorHAnsi" w:cstheme="minorBidi"/>
               <w:noProof/>
-              <w:sz w:val="22"/>
+              <w:sz w:val="21"/>
               <w:szCs w:val="24"/>
               <w14:ligatures w14:val="standardContextual"/>
             </w:rPr>
           </w:pPr>
-          <w:hyperlink w:anchor="_Toc189558144" w:history="1">
+          <w:hyperlink w:anchor="_Toc231574074" w:history="1">
             <w:r>
               <w:rPr>
                 <w:rStyle w:val="aff0"/>
@@ -1822,7 +1822,7 @@
               <w:rPr>
                 <w:rFonts w:asciiTheme="minorHAnsi" w:eastAsiaTheme="minorEastAsia" w:hAnsiTheme="minorHAnsi" w:cstheme="minorBidi"/>
                 <w:noProof/>
-                <w:sz w:val="22"/>
+                <w:sz w:val="21"/>
                 <w:szCs w:val="24"/>
                 <w14:ligatures w14:val="standardContextual"/>
               </w:rPr>
@@ -1854,7 +1854,7 @@
                 <w:noProof/>
                 <w:webHidden/>
               </w:rPr>
-              <w:instrText xml:space="preserve"> PAGEREF _Toc189558144 \h </w:instrText>
+              <w:instrText xml:space="preserve"> PAGEREF _Toc231574074 \h </w:instrText>
             </w:r>
             <w:r>
               <w:rPr>
@@ -1889,18 +1889,18 @@
           <w:pPr>
             <w:pStyle w:val="21"/>
             <w:tabs>
-              <w:tab w:val="left" w:pos="1320"/>
+              <w:tab w:val="left" w:pos="1260"/>
               <w:tab w:val="right" w:leader="dot" w:pos="8494"/>
             </w:tabs>
             <w:rPr>
               <w:rFonts w:asciiTheme="minorHAnsi" w:eastAsiaTheme="minorEastAsia" w:hAnsiTheme="minorHAnsi" w:cstheme="minorBidi"/>
               <w:noProof/>
-              <w:sz w:val="22"/>
+              <w:sz w:val="21"/>
               <w:szCs w:val="24"/>
               <w14:ligatures w14:val="standardContextual"/>
             </w:rPr>
           </w:pPr>
-          <w:hyperlink w:anchor="_Toc189558145" w:history="1">
+          <w:hyperlink w:anchor="_Toc231574075" w:history="1">
             <w:r>
               <w:rPr>
                 <w:rStyle w:val="aff0"/>
@@ -1912,7 +1912,7 @@
               <w:rPr>
                 <w:rFonts w:asciiTheme="minorHAnsi" w:eastAsiaTheme="minorEastAsia" w:hAnsiTheme="minorHAnsi" w:cstheme="minorBidi"/>
                 <w:noProof/>
-                <w:sz w:val="22"/>
+                <w:sz w:val="21"/>
                 <w:szCs w:val="24"/>
                 <w14:ligatures w14:val="standardContextual"/>
               </w:rPr>
@@ -1944,7 +1944,7 @@
                 <w:noProof/>
                 <w:webHidden/>
               </w:rPr>
-              <w:instrText xml:space="preserve"> PAGEREF _Toc189558145 \h </w:instrText>
+              <w:instrText xml:space="preserve"> PAGEREF _Toc231574075 \h </w:instrText>
             </w:r>
             <w:r>
               <w:rPr>
@@ -1979,18 +1979,18 @@
           <w:pPr>
             <w:pStyle w:val="31"/>
             <w:tabs>
-              <w:tab w:val="left" w:pos="1320"/>
+              <w:tab w:val="left" w:pos="1260"/>
               <w:tab w:val="right" w:leader="dot" w:pos="8494"/>
             </w:tabs>
             <w:rPr>
               <w:rFonts w:asciiTheme="minorHAnsi" w:eastAsiaTheme="minorEastAsia" w:hAnsiTheme="minorHAnsi" w:cstheme="minorBidi"/>
               <w:noProof/>
-              <w:sz w:val="22"/>
+              <w:sz w:val="21"/>
               <w:szCs w:val="24"/>
               <w14:ligatures w14:val="standardContextual"/>
             </w:rPr>
           </w:pPr>
-          <w:hyperlink w:anchor="_Toc189558146" w:history="1">
+          <w:hyperlink w:anchor="_Toc231574076" w:history="1">
             <w:r>
               <w:rPr>
                 <w:rStyle w:val="aff0"/>
@@ -2002,7 +2002,7 @@
               <w:rPr>
                 <w:rFonts w:asciiTheme="minorHAnsi" w:eastAsiaTheme="minorEastAsia" w:hAnsiTheme="minorHAnsi" w:cstheme="minorBidi"/>
                 <w:noProof/>
-                <w:sz w:val="22"/>
+                <w:sz w:val="21"/>
                 <w:szCs w:val="24"/>
                 <w14:ligatures w14:val="standardContextual"/>
               </w:rPr>
@@ -2034,7 +2034,7 @@
                 <w:noProof/>
                 <w:webHidden/>
               </w:rPr>
-              <w:instrText xml:space="preserve"> PAGEREF _Toc189558146 \h </w:instrText>
+              <w:instrText xml:space="preserve"> PAGEREF _Toc231574076 \h </w:instrText>
             </w:r>
             <w:r>
               <w:rPr>
@@ -2069,18 +2069,18 @@
           <w:pPr>
             <w:pStyle w:val="31"/>
             <w:tabs>
-              <w:tab w:val="left" w:pos="1320"/>
+              <w:tab w:val="left" w:pos="1260"/>
               <w:tab w:val="right" w:leader="dot" w:pos="8494"/>
             </w:tabs>
             <w:rPr>
               <w:rFonts w:asciiTheme="minorHAnsi" w:eastAsiaTheme="minorEastAsia" w:hAnsiTheme="minorHAnsi" w:cstheme="minorBidi"/>
               <w:noProof/>
-              <w:sz w:val="22"/>
+              <w:sz w:val="21"/>
               <w:szCs w:val="24"/>
               <w14:ligatures w14:val="standardContextual"/>
             </w:rPr>
           </w:pPr>
-          <w:hyperlink w:anchor="_Toc189558147" w:history="1">
+          <w:hyperlink w:anchor="_Toc231574077" w:history="1">
             <w:r>
               <w:rPr>
                 <w:rStyle w:val="aff0"/>
@@ -2092,7 +2092,7 @@
               <w:rPr>
                 <w:rFonts w:asciiTheme="minorHAnsi" w:eastAsiaTheme="minorEastAsia" w:hAnsiTheme="minorHAnsi" w:cstheme="minorBidi"/>
                 <w:noProof/>
-                <w:sz w:val="22"/>
+                <w:sz w:val="21"/>
                 <w:szCs w:val="24"/>
                 <w14:ligatures w14:val="standardContextual"/>
               </w:rPr>
@@ -2124,7 +2124,7 @@
                 <w:noProof/>
                 <w:webHidden/>
               </w:rPr>
-              <w:instrText xml:space="preserve"> PAGEREF _Toc189558147 \h </w:instrText>
+              <w:instrText xml:space="preserve"> PAGEREF _Toc231574077 \h </w:instrText>
             </w:r>
             <w:r>
               <w:rPr>
@@ -2159,17 +2159,17 @@
           <w:pPr>
             <w:pStyle w:val="11"/>
             <w:tabs>
-              <w:tab w:val="left" w:pos="1100"/>
+              <w:tab w:val="left" w:pos="1050"/>
             </w:tabs>
             <w:rPr>
               <w:rFonts w:asciiTheme="minorHAnsi" w:eastAsiaTheme="minorEastAsia" w:hAnsiTheme="minorHAnsi" w:cstheme="minorBidi"/>
               <w:noProof/>
-              <w:sz w:val="22"/>
+              <w:sz w:val="21"/>
               <w:szCs w:val="24"/>
               <w14:ligatures w14:val="standardContextual"/>
             </w:rPr>
           </w:pPr>
-          <w:hyperlink w:anchor="_Toc189558148" w:history="1">
+          <w:hyperlink w:anchor="_Toc231574078" w:history="1">
             <w:r>
               <w:rPr>
                 <w:rStyle w:val="aff0"/>
@@ -2181,7 +2181,7 @@
               <w:rPr>
                 <w:rFonts w:asciiTheme="minorHAnsi" w:eastAsiaTheme="minorEastAsia" w:hAnsiTheme="minorHAnsi" w:cstheme="minorBidi"/>
                 <w:noProof/>
-                <w:sz w:val="22"/>
+                <w:sz w:val="21"/>
                 <w:szCs w:val="24"/>
                 <w14:ligatures w14:val="standardContextual"/>
               </w:rPr>
@@ -2213,7 +2213,7 @@
                 <w:noProof/>
                 <w:webHidden/>
               </w:rPr>
-              <w:instrText xml:space="preserve"> PAGEREF _Toc189558148 \h </w:instrText>
+              <w:instrText xml:space="preserve"> PAGEREF _Toc231574078 \h </w:instrText>
             </w:r>
             <w:r>
               <w:rPr>
@@ -2248,18 +2248,18 @@
           <w:pPr>
             <w:pStyle w:val="21"/>
             <w:tabs>
-              <w:tab w:val="left" w:pos="1320"/>
+              <w:tab w:val="left" w:pos="1260"/>
               <w:tab w:val="right" w:leader="dot" w:pos="8494"/>
             </w:tabs>
             <w:rPr>
               <w:rFonts w:asciiTheme="minorHAnsi" w:eastAsiaTheme="minorEastAsia" w:hAnsiTheme="minorHAnsi" w:cstheme="minorBidi"/>
               <w:noProof/>
-              <w:sz w:val="22"/>
+              <w:sz w:val="21"/>
               <w:szCs w:val="24"/>
               <w14:ligatures w14:val="standardContextual"/>
             </w:rPr>
           </w:pPr>
-          <w:hyperlink w:anchor="_Toc189558149" w:history="1">
+          <w:hyperlink w:anchor="_Toc231574079" w:history="1">
             <w:r>
               <w:rPr>
                 <w:rStyle w:val="aff0"/>
@@ -2271,7 +2271,7 @@
               <w:rPr>
                 <w:rFonts w:asciiTheme="minorHAnsi" w:eastAsiaTheme="minorEastAsia" w:hAnsiTheme="minorHAnsi" w:cstheme="minorBidi"/>
                 <w:noProof/>
-                <w:sz w:val="22"/>
+                <w:sz w:val="21"/>
                 <w:szCs w:val="24"/>
                 <w14:ligatures w14:val="standardContextual"/>
               </w:rPr>
@@ -2303,7 +2303,7 @@
                 <w:noProof/>
                 <w:webHidden/>
               </w:rPr>
-              <w:instrText xml:space="preserve"> PAGEREF _Toc189558149 \h </w:instrText>
+              <w:instrText xml:space="preserve"> PAGEREF _Toc231574079 \h </w:instrText>
             </w:r>
             <w:r>
               <w:rPr>
@@ -2338,17 +2338,17 @@
           <w:pPr>
             <w:pStyle w:val="11"/>
             <w:tabs>
-              <w:tab w:val="left" w:pos="1100"/>
+              <w:tab w:val="left" w:pos="1050"/>
             </w:tabs>
             <w:rPr>
               <w:rFonts w:asciiTheme="minorHAnsi" w:eastAsiaTheme="minorEastAsia" w:hAnsiTheme="minorHAnsi" w:cstheme="minorBidi"/>
               <w:noProof/>
-              <w:sz w:val="22"/>
+              <w:sz w:val="21"/>
               <w:szCs w:val="24"/>
               <w14:ligatures w14:val="standardContextual"/>
             </w:rPr>
           </w:pPr>
-          <w:hyperlink w:anchor="_Toc189558150" w:history="1">
+          <w:hyperlink w:anchor="_Toc231574080" w:history="1">
             <w:r>
               <w:rPr>
                 <w:rStyle w:val="aff0"/>
@@ -2360,7 +2360,7 @@
               <w:rPr>
                 <w:rFonts w:asciiTheme="minorHAnsi" w:eastAsiaTheme="minorEastAsia" w:hAnsiTheme="minorHAnsi" w:cstheme="minorBidi"/>
                 <w:noProof/>
-                <w:sz w:val="22"/>
+                <w:sz w:val="21"/>
                 <w:szCs w:val="24"/>
                 <w14:ligatures w14:val="standardContextual"/>
               </w:rPr>
@@ -2392,7 +2392,7 @@
                 <w:noProof/>
                 <w:webHidden/>
               </w:rPr>
-              <w:instrText xml:space="preserve"> PAGEREF _Toc189558150 \h </w:instrText>
+              <w:instrText xml:space="preserve"> PAGEREF _Toc231574080 \h </w:instrText>
             </w:r>
             <w:r>
               <w:rPr>
@@ -2427,17 +2427,17 @@
           <w:pPr>
             <w:pStyle w:val="11"/>
             <w:tabs>
-              <w:tab w:val="left" w:pos="1100"/>
+              <w:tab w:val="left" w:pos="1050"/>
             </w:tabs>
             <w:rPr>
               <w:rFonts w:asciiTheme="minorHAnsi" w:eastAsiaTheme="minorEastAsia" w:hAnsiTheme="minorHAnsi" w:cstheme="minorBidi"/>
               <w:noProof/>
-              <w:sz w:val="22"/>
+              <w:sz w:val="21"/>
               <w:szCs w:val="24"/>
               <w14:ligatures w14:val="standardContextual"/>
             </w:rPr>
           </w:pPr>
-          <w:hyperlink w:anchor="_Toc189558151" w:history="1">
+          <w:hyperlink w:anchor="_Toc231574081" w:history="1">
             <w:r>
               <w:rPr>
                 <w:rStyle w:val="aff0"/>
@@ -2449,7 +2449,7 @@
               <w:rPr>
                 <w:rFonts w:asciiTheme="minorHAnsi" w:eastAsiaTheme="minorEastAsia" w:hAnsiTheme="minorHAnsi" w:cstheme="minorBidi"/>
                 <w:noProof/>
-                <w:sz w:val="22"/>
+                <w:sz w:val="21"/>
                 <w:szCs w:val="24"/>
                 <w14:ligatures w14:val="standardContextual"/>
               </w:rPr>
@@ -2481,7 +2481,7 @@
                 <w:noProof/>
                 <w:webHidden/>
               </w:rPr>
-              <w:instrText xml:space="preserve"> PAGEREF _Toc189558151 \h </w:instrText>
+              <w:instrText xml:space="preserve"> PAGEREF _Toc231574081 \h </w:instrText>
             </w:r>
             <w:r>
               <w:rPr>
@@ -2501,7 +2501,7 @@
                 <w:noProof/>
                 <w:webHidden/>
               </w:rPr>
-              <w:t>14</w:t>
+              <w:t>13</w:t>
             </w:r>
             <w:r>
               <w:rPr>
@@ -2546,7 +2546,7 @@
       <w:pPr>
         <w:pStyle w:val="1"/>
       </w:pPr>
-      <w:bookmarkStart w:id="10" w:name="_Toc189558128"/>
+      <w:bookmarkStart w:id="10" w:name="_Toc231574058"/>
       <w:r>
         <w:rPr>
           <w:rFonts w:hint="eastAsia"/>
@@ -2561,7 +2561,7 @@
         <w:pStyle w:val="2"/>
       </w:pPr>
       <w:bookmarkStart w:id="11" w:name="_Toc16753973"/>
-      <w:bookmarkStart w:id="12" w:name="_Toc189558129"/>
+      <w:bookmarkStart w:id="12" w:name="_Toc231574059"/>
       <w:bookmarkEnd w:id="11"/>
       <w:r>
         <w:rPr>
@@ -2712,14 +2712,26 @@
         <w:rPr>
           <w:rFonts w:hint="eastAsia"/>
         </w:rPr>
-        <w:t>を活用していることが多く、検索で当該資料を見つけても、その資料がどの会議で提示されたのかわからない事例も増えています。</w:t>
+        <w:t>を活用していることが多く、検索で当該資料を見つけても、その資料がどの会議で提示された</w:t>
+      </w:r>
+      <w:r>
+        <w:rPr>
+          <w:rFonts w:hint="eastAsia"/>
+        </w:rPr>
+        <w:t>も</w:t>
+      </w:r>
+      <w:r>
+        <w:rPr>
+          <w:rFonts w:hint="eastAsia"/>
+        </w:rPr>
+        <w:t>のかわからない事例も増えています。</w:t>
       </w:r>
     </w:p>
     <w:p>
       <w:pPr>
         <w:pStyle w:val="2"/>
       </w:pPr>
-      <w:bookmarkStart w:id="13" w:name="_Toc189558130"/>
+      <w:bookmarkStart w:id="13" w:name="_Toc231574060"/>
       <w:r>
         <w:rPr>
           <w:rFonts w:hint="eastAsia"/>
@@ -2965,6 +2977,9 @@
         </w:rPr>
         <w:t>報告書がPDFで再利用ができない（特にデータ）</w:t>
       </w:r>
+      <w:r>
+        <w:br/>
+      </w:r>
     </w:p>
     <w:p>
       <w:pPr>
@@ -3012,11 +3027,12 @@
       <w:pPr>
         <w:pStyle w:val="2"/>
       </w:pPr>
-      <w:bookmarkStart w:id="14" w:name="_Toc189558131"/>
-      <w:r>
-        <w:rPr>
-          <w:rFonts w:hint="eastAsia"/>
-        </w:rPr>
+      <w:bookmarkStart w:id="14" w:name="_Toc231574061"/>
+      <w:r>
+        <w:rPr>
+          <w:rFonts w:hint="eastAsia"/>
+        </w:rPr>
+        <w:lastRenderedPageBreak/>
         <w:t>投資対効果</w:t>
       </w:r>
       <w:bookmarkEnd w:id="14"/>
@@ -3038,14 +3054,7 @@
         <w:rPr>
           <w:rFonts w:hint="eastAsia"/>
         </w:rPr>
-        <w:t>各企業でも費用をかけて行っていますが、</w:t>
-      </w:r>
-      <w:r>
-        <w:rPr>
-          <w:rFonts w:hint="eastAsia"/>
-        </w:rPr>
-        <w:lastRenderedPageBreak/>
-        <w:t>類似の報告書から必要な情報を得ることで調査コストを削減することや、より高度な調査を行うことが可能になり社会全体のコストを軽減</w:t>
+        <w:t>各企業でも費用をかけて行っていますが、類似の報告書から必要な情報を得ることで調査コストを削減することや、より高度な調査を行うことが可能になり社会全体のコストを軽減</w:t>
       </w:r>
       <w:r>
         <w:rPr>
@@ -3064,7 +3073,7 @@
       <w:pPr>
         <w:pStyle w:val="1"/>
       </w:pPr>
-      <w:bookmarkStart w:id="15" w:name="_Toc189558132"/>
+      <w:bookmarkStart w:id="15" w:name="_Toc231574062"/>
       <w:r>
         <w:rPr>
           <w:rFonts w:hint="eastAsia"/>
@@ -3077,7 +3086,7 @@
       <w:pPr>
         <w:pStyle w:val="2"/>
       </w:pPr>
-      <w:bookmarkStart w:id="16" w:name="_Toc189558133"/>
+      <w:bookmarkStart w:id="16" w:name="_Toc231574063"/>
       <w:r>
         <w:rPr>
           <w:rFonts w:hint="eastAsia"/>
@@ -3218,7 +3227,7 @@
       <w:pPr>
         <w:pStyle w:val="2"/>
       </w:pPr>
-      <w:bookmarkStart w:id="17" w:name="_Toc189558134"/>
+      <w:bookmarkStart w:id="17" w:name="_Toc231574064"/>
       <w:bookmarkStart w:id="18" w:name="_Toc10185902"/>
       <w:r>
         <w:rPr>
@@ -3357,7 +3366,7 @@
                     </pic:cNvPicPr>
                   </pic:nvPicPr>
                   <pic:blipFill>
-                    <a:blip r:embed="rId8">
+                    <a:blip r:embed="rId11">
                       <a:extLst>
                         <a:ext uri="{28A0092B-C50C-407E-A947-70E740481C1C}">
                           <a14:useLocalDpi xmlns:a14="http://schemas.microsoft.com/office/drawing/2010/main" val="0"/>
@@ -3514,7 +3523,7 @@
                     </pic:cNvPicPr>
                   </pic:nvPicPr>
                   <pic:blipFill>
-                    <a:blip r:embed="rId9">
+                    <a:blip r:embed="rId12">
                       <a:extLst>
                         <a:ext uri="{28A0092B-C50C-407E-A947-70E740481C1C}">
                           <a14:useLocalDpi xmlns:a14="http://schemas.microsoft.com/office/drawing/2010/main" val="0"/>
@@ -3596,7 +3605,7 @@
       <w:pPr>
         <w:pStyle w:val="2"/>
       </w:pPr>
-      <w:bookmarkStart w:id="19" w:name="_Toc189558135"/>
+      <w:bookmarkStart w:id="19" w:name="_Toc231574065"/>
       <w:r>
         <w:rPr>
           <w:rFonts w:hint="eastAsia"/>
@@ -3658,7 +3667,19 @@
         <w:rPr>
           <w:rFonts w:hint="eastAsia"/>
         </w:rPr>
-        <w:t>データ構造についてはメタデータ導入実践ガイドブックも併せて参照してください。</w:t>
+        <w:t>データ構造については</w:t>
+      </w:r>
+      <w:r>
+        <w:rPr>
+          <w:rFonts w:hint="eastAsia"/>
+        </w:rPr>
+        <w:t>、</w:t>
+      </w:r>
+      <w:r>
+        <w:rPr>
+          <w:rFonts w:hint="eastAsia"/>
+        </w:rPr>
+        <w:t>メタデータ導入実践ガイドブックも併せて参照してください。</w:t>
       </w:r>
     </w:p>
     <w:p>
@@ -3690,7 +3711,7 @@
                     </pic:cNvPicPr>
                   </pic:nvPicPr>
                   <pic:blipFill>
-                    <a:blip r:embed="rId10" cstate="print">
+                    <a:blip r:embed="rId13" cstate="print">
                       <a:extLst>
                         <a:ext uri="{28A0092B-C50C-407E-A947-70E740481C1C}">
                           <a14:useLocalDpi xmlns:a14="http://schemas.microsoft.com/office/drawing/2010/main" val="0"/>
@@ -3812,7 +3833,7 @@
                     </pic:cNvPicPr>
                   </pic:nvPicPr>
                   <pic:blipFill>
-                    <a:blip r:embed="rId11" cstate="print">
+                    <a:blip r:embed="rId14" cstate="print">
                       <a:extLst>
                         <a:ext uri="{28A0092B-C50C-407E-A947-70E740481C1C}">
                           <a14:useLocalDpi xmlns:a14="http://schemas.microsoft.com/office/drawing/2010/main" val="0"/>
@@ -4144,7 +4165,7 @@
       <w:pPr>
         <w:pStyle w:val="1"/>
       </w:pPr>
-      <w:bookmarkStart w:id="20" w:name="_Toc189558136"/>
+      <w:bookmarkStart w:id="20" w:name="_Toc231574066"/>
       <w:r>
         <w:rPr>
           <w:rFonts w:hint="eastAsia"/>
@@ -4163,7 +4184,7 @@
       <w:pPr>
         <w:pStyle w:val="2"/>
       </w:pPr>
-      <w:bookmarkStart w:id="21" w:name="_Toc189558137"/>
+      <w:bookmarkStart w:id="21" w:name="_Toc231574067"/>
       <w:r>
         <w:rPr>
           <w:rFonts w:hint="eastAsia"/>
@@ -4197,10 +4218,10 @@
         </w:rPr>
         <w:lastRenderedPageBreak/>
         <w:drawing>
-          <wp:inline distT="0" distB="0" distL="0" distR="0" wp14:anchorId="1CC5A857" wp14:editId="6529C440">
-            <wp:extent cx="5077994" cy="6228664"/>
-            <wp:effectExtent l="0" t="0" r="8890" b="1270"/>
-            <wp:docPr id="1281435092" name="図 1"/>
+          <wp:inline distT="0" distB="0" distL="0" distR="0" wp14:anchorId="3BBAE750" wp14:editId="4C2C335C">
+            <wp:extent cx="1574503" cy="7703820"/>
+            <wp:effectExtent l="0" t="0" r="6985" b="0"/>
+            <wp:docPr id="1821246198" name="図 1"/>
             <wp:cNvGraphicFramePr>
               <a:graphicFrameLocks xmlns:a="http://schemas.openxmlformats.org/drawingml/2006/main" noChangeAspect="1"/>
             </wp:cNvGraphicFramePr>
@@ -4214,7 +4235,7 @@
                     </pic:cNvPicPr>
                   </pic:nvPicPr>
                   <pic:blipFill>
-                    <a:blip r:embed="rId12">
+                    <a:blip r:embed="rId15" cstate="print">
                       <a:extLst>
                         <a:ext uri="{28A0092B-C50C-407E-A947-70E740481C1C}">
                           <a14:useLocalDpi xmlns:a14="http://schemas.microsoft.com/office/drawing/2010/main" val="0"/>
@@ -4229,7 +4250,7 @@
                   <pic:spPr bwMode="auto">
                     <a:xfrm>
                       <a:off x="0" y="0"/>
-                      <a:ext cx="5083532" cy="6235456"/>
+                      <a:ext cx="1579020" cy="7725921"/>
                     </a:xfrm>
                     <a:prstGeom prst="rect">
                       <a:avLst/>
@@ -4271,11 +4292,12 @@
       <w:pPr>
         <w:pStyle w:val="2"/>
       </w:pPr>
-      <w:bookmarkStart w:id="22" w:name="_Toc189558138"/>
-      <w:r>
-        <w:rPr>
-          <w:rFonts w:hint="eastAsia"/>
-        </w:rPr>
+      <w:bookmarkStart w:id="22" w:name="_Toc231574068"/>
+      <w:r>
+        <w:rPr>
+          <w:rFonts w:hint="eastAsia"/>
+        </w:rPr>
+        <w:lastRenderedPageBreak/>
         <w:t>データモデルの項目定義</w:t>
       </w:r>
       <w:bookmarkEnd w:id="22"/>
@@ -4309,7 +4331,7 @@
       <w:bookmarkStart w:id="31" w:name="_Toc16753991"/>
       <w:bookmarkStart w:id="32" w:name="_Toc16753992"/>
       <w:bookmarkStart w:id="33" w:name="_Toc16753993"/>
-      <w:bookmarkStart w:id="34" w:name="_Toc189558139"/>
+      <w:bookmarkStart w:id="34" w:name="_Toc231574069"/>
       <w:bookmarkEnd w:id="23"/>
       <w:bookmarkEnd w:id="24"/>
       <w:bookmarkEnd w:id="25"/>
@@ -4325,7 +4347,6 @@
         <w:rPr>
           <w:rFonts w:hint="eastAsia"/>
         </w:rPr>
-        <w:lastRenderedPageBreak/>
         <w:t>カタログ情報</w:t>
       </w:r>
       <w:bookmarkEnd w:id="34"/>
@@ -4907,7 +4928,7 @@
       <w:pPr>
         <w:pStyle w:val="3"/>
       </w:pPr>
-      <w:bookmarkStart w:id="35" w:name="_Toc189558140"/>
+      <w:bookmarkStart w:id="35" w:name="_Toc231574070"/>
       <w:r>
         <w:rPr>
           <w:rFonts w:hint="eastAsia"/>
@@ -6439,7 +6460,7 @@
       <w:pPr>
         <w:pStyle w:val="1"/>
       </w:pPr>
-      <w:bookmarkStart w:id="36" w:name="_Toc189558141"/>
+      <w:bookmarkStart w:id="36" w:name="_Toc231574071"/>
       <w:r>
         <w:rPr>
           <w:rFonts w:hint="eastAsia"/>
@@ -6452,7 +6473,7 @@
       <w:pPr>
         <w:pStyle w:val="2"/>
       </w:pPr>
-      <w:bookmarkStart w:id="37" w:name="_Toc189558142"/>
+      <w:bookmarkStart w:id="37" w:name="_Toc231574072"/>
       <w:r>
         <w:rPr>
           <w:rFonts w:hint="eastAsia"/>
@@ -6466,7 +6487,7 @@
         <w:rPr>
           <w:rFonts w:hint="eastAsia"/>
         </w:rPr>
-        <w:t>資料集を作成する場合には、カタログ情報として資料集の情報を登録し、データセットで、カタログに含まれる個々のデータの内容を記述します。</w:t>
+        <w:t>資料集を作成する場合は、カタログ情報として資料集の情報を登録し、データセットで、カタログに含まれる個々のデータの内容を記述します。</w:t>
       </w:r>
       <w:r>
         <w:rPr>
@@ -6479,11 +6500,12 @@
       <w:pPr>
         <w:pStyle w:val="3"/>
       </w:pPr>
-      <w:bookmarkStart w:id="38" w:name="_Toc189558143"/>
-      <w:r>
-        <w:rPr>
-          <w:rFonts w:hint="eastAsia"/>
-        </w:rPr>
+      <w:bookmarkStart w:id="38" w:name="_Toc231574073"/>
+      <w:r>
+        <w:rPr>
+          <w:rFonts w:hint="eastAsia"/>
+        </w:rPr>
+        <w:lastRenderedPageBreak/>
         <w:t>カタログ</w:t>
       </w:r>
       <w:bookmarkEnd w:id="38"/>
@@ -6636,7 +6658,6 @@
               <w:rPr>
                 <w:rFonts w:cs="Yu Gothic" w:hint="eastAsia"/>
               </w:rPr>
-              <w:lastRenderedPageBreak/>
               <w:t>カタログの主要トピック</w:t>
             </w:r>
           </w:p>
@@ -6940,7 +6961,7 @@
       <w:pPr>
         <w:pStyle w:val="3"/>
       </w:pPr>
-      <w:bookmarkStart w:id="39" w:name="_Toc189558144"/>
+      <w:bookmarkStart w:id="39" w:name="_Toc231574074"/>
       <w:r>
         <w:rPr>
           <w:rFonts w:hint="eastAsia"/>
@@ -7198,7 +7219,19 @@
               <w:rPr>
                 <w:rFonts w:cs="Yu Gothic" w:hint="eastAsia"/>
               </w:rPr>
-              <w:t>検索コンポ―ネントの使用方法をガイドする</w:t>
+              <w:t>検索コンポ</w:t>
+            </w:r>
+            <w:r>
+              <w:rPr>
+                <w:rFonts w:hint="eastAsia"/>
+              </w:rPr>
+              <w:t>ー</w:t>
+            </w:r>
+            <w:r>
+              <w:rPr>
+                <w:rFonts w:cs="Yu Gothic" w:hint="eastAsia"/>
+              </w:rPr>
+              <w:t>ネントの使用方法をガイドする</w:t>
             </w:r>
           </w:p>
         </w:tc>
@@ -7706,7 +7739,14 @@
               <w:rPr>
                 <w:rFonts w:cs="Yu Gothic" w:hint="eastAsia"/>
               </w:rPr>
-              <w:t>データサービスの可否</w:t>
+              <w:t>データサービス</w:t>
+            </w:r>
+            <w:r>
+              <w:rPr>
+                <w:rFonts w:cs="Yu Gothic" w:hint="eastAsia"/>
+              </w:rPr>
+              <w:lastRenderedPageBreak/>
+              <w:t>の可否</w:t>
             </w:r>
           </w:p>
         </w:tc>
@@ -7723,6 +7763,7 @@
               <w:rPr>
                 <w:rFonts w:hint="eastAsia"/>
               </w:rPr>
+              <w:lastRenderedPageBreak/>
               <w:t>可</w:t>
             </w:r>
           </w:p>
@@ -7790,14 +7831,7 @@
               <w:rPr>
                 <w:rFonts w:cs="Yu Gothic" w:hint="eastAsia"/>
               </w:rPr>
-              <w:t>エンドポイント</w:t>
-            </w:r>
-            <w:r>
-              <w:rPr>
-                <w:rFonts w:cs="Yu Gothic" w:hint="eastAsia"/>
-              </w:rPr>
-              <w:lastRenderedPageBreak/>
-              <w:t>説明</w:t>
+              <w:t>エンドポイント説明</w:t>
             </w:r>
           </w:p>
         </w:tc>
@@ -7814,7 +7848,6 @@
               <w:rPr>
                 <w:rFonts w:cs="Yu Gothic" w:hint="eastAsia"/>
               </w:rPr>
-              <w:lastRenderedPageBreak/>
               <w:t>ユーザーI</w:t>
             </w:r>
             <w:r>
@@ -8128,7 +8161,7 @@
       <w:pPr>
         <w:pStyle w:val="2"/>
       </w:pPr>
-      <w:bookmarkStart w:id="40" w:name="_Toc189558145"/>
+      <w:bookmarkStart w:id="40" w:name="_Toc231574075"/>
       <w:r>
         <w:rPr>
           <w:rFonts w:hint="eastAsia"/>
@@ -8149,7 +8182,7 @@
       <w:pPr>
         <w:pStyle w:val="3"/>
       </w:pPr>
-      <w:bookmarkStart w:id="41" w:name="_Toc189558146"/>
+      <w:bookmarkStart w:id="41" w:name="_Toc231574076"/>
       <w:r>
         <w:rPr>
           <w:rFonts w:hint="eastAsia"/>
@@ -8563,7 +8596,7 @@
       <w:pPr>
         <w:pStyle w:val="3"/>
       </w:pPr>
-      <w:bookmarkStart w:id="42" w:name="_Toc189558147"/>
+      <w:bookmarkStart w:id="42" w:name="_Toc231574077"/>
       <w:r>
         <w:rPr>
           <w:rFonts w:hint="eastAsia"/>
@@ -8748,6 +8781,7 @@
               <w:rPr>
                 <w:rFonts w:hint="eastAsia"/>
               </w:rPr>
+              <w:lastRenderedPageBreak/>
               <w:t>バージョン</w:t>
             </w:r>
           </w:p>
@@ -8872,7 +8906,6 @@
               <w:rPr>
                 <w:rFonts w:hint="eastAsia"/>
               </w:rPr>
-              <w:lastRenderedPageBreak/>
               <w:t>キーワード／タグ</w:t>
             </w:r>
           </w:p>
@@ -9537,7 +9570,7 @@
       <w:pPr>
         <w:pStyle w:val="1"/>
       </w:pPr>
-      <w:bookmarkStart w:id="43" w:name="_Toc189558148"/>
+      <w:bookmarkStart w:id="43" w:name="_Toc231574078"/>
       <w:r>
         <w:rPr>
           <w:rFonts w:hint="eastAsia"/>
@@ -9551,7 +9584,7 @@
         <w:pStyle w:val="2"/>
       </w:pPr>
       <w:bookmarkStart w:id="44" w:name="_Toc16753996"/>
-      <w:bookmarkStart w:id="45" w:name="_Toc189558149"/>
+      <w:bookmarkStart w:id="45" w:name="_Toc231574079"/>
       <w:bookmarkEnd w:id="44"/>
       <w:r>
         <w:rPr>
@@ -9578,7 +9611,19 @@
         <w:rPr>
           <w:rFonts w:hint="eastAsia"/>
         </w:rPr>
-        <w:t>は、欧州の推進するADMS</w:t>
+        <w:t>は、欧州</w:t>
+      </w:r>
+      <w:r>
+        <w:rPr>
+          <w:rFonts w:hint="eastAsia"/>
+        </w:rPr>
+        <w:t>が</w:t>
+      </w:r>
+      <w:r>
+        <w:rPr>
+          <w:rFonts w:hint="eastAsia"/>
+        </w:rPr>
+        <w:t>推進するADMS</w:t>
       </w:r>
       <w:r>
         <w:rPr>
@@ -9590,7 +9635,14 @@
         <w:rPr>
           <w:rFonts w:hint="eastAsia"/>
         </w:rPr>
-        <w:t>とW3Cの推進するDCAT2.0</w:t>
+        <w:t>とW3Cの推進す</w:t>
+      </w:r>
+      <w:r>
+        <w:rPr>
+          <w:rFonts w:hint="eastAsia"/>
+        </w:rPr>
+        <w:lastRenderedPageBreak/>
+        <w:t>るDCAT2.0</w:t>
       </w:r>
       <w:r>
         <w:rPr>
@@ -9602,21 +9654,7 @@
         <w:rPr>
           <w:rFonts w:hint="eastAsia"/>
         </w:rPr>
-        <w:t>、schema.org（</w:t>
-      </w:r>
-      <w:proofErr w:type="spellStart"/>
-      <w:r>
-        <w:rPr>
-          <w:rFonts w:hint="eastAsia"/>
-        </w:rPr>
-        <w:t>CreativeWorks</w:t>
-      </w:r>
-      <w:proofErr w:type="spellEnd"/>
-      <w:r>
-        <w:rPr>
-          <w:rFonts w:hint="eastAsia"/>
-        </w:rPr>
-        <w:t>）</w:t>
+        <w:t>、schema.org（CreativeWorks）</w:t>
       </w:r>
       <w:r>
         <w:rPr>
@@ -9649,15 +9687,7 @@
           <w:rStyle w:val="af5"/>
           <w:rFonts w:hint="eastAsia"/>
         </w:rPr>
-        <w:t>メタデータ導入実践ガイドブックを参</w:t>
-      </w:r>
-      <w:r>
-        <w:rPr>
-          <w:rStyle w:val="af5"/>
-          <w:rFonts w:hint="eastAsia"/>
-        </w:rPr>
-        <w:lastRenderedPageBreak/>
-        <w:t>照してください。</w:t>
+        <w:t>メタデータ導入実践ガイドブックを参照してください。</w:t>
       </w:r>
     </w:p>
     <w:p>
@@ -9665,7 +9695,7 @@
         <w:pStyle w:val="1"/>
       </w:pPr>
       <w:bookmarkStart w:id="46" w:name="_Toc96970744"/>
-      <w:bookmarkStart w:id="47" w:name="_Toc189558150"/>
+      <w:bookmarkStart w:id="47" w:name="_Toc231574080"/>
       <w:bookmarkStart w:id="48" w:name="_Toc95160603"/>
       <w:bookmarkStart w:id="49" w:name="_Toc96111115"/>
       <w:bookmarkStart w:id="50" w:name="_Toc96113868"/>
@@ -9686,7 +9716,13 @@
         <w:t>全体概要図として掲載したクラス図について、大きなサイズのものは別添の「</w:t>
       </w:r>
       <w:r>
-        <w:t>451-6-1_報告書データモデル_クラス図.pdf</w:t>
+        <w:t>451-6-1_報告書データモデル_クラス図.</w:t>
+      </w:r>
+      <w:r>
+        <w:rPr>
+          <w:rFonts w:hint="eastAsia"/>
+        </w:rPr>
+        <w:t>svg</w:t>
       </w:r>
       <w:r>
         <w:rPr>
@@ -9701,20 +9737,16 @@
         <w:ind w:leftChars="0" w:left="0" w:firstLine="0"/>
         <w:jc w:val="left"/>
       </w:pPr>
-      <w:r>
-        <w:br w:type="page"/>
-      </w:r>
     </w:p>
     <w:p>
       <w:pPr>
         <w:pStyle w:val="1"/>
       </w:pPr>
-      <w:bookmarkStart w:id="51" w:name="_Toc189558151"/>
-      <w:r>
-        <w:rPr>
-          <w:rFonts w:hint="eastAsia"/>
-        </w:rPr>
-        <w:lastRenderedPageBreak/>
+      <w:bookmarkStart w:id="51" w:name="_Toc231574081"/>
+      <w:r>
+        <w:rPr>
+          <w:rFonts w:hint="eastAsia"/>
+        </w:rPr>
         <w:t>変更</w:t>
       </w:r>
       <w:r>
@@ -9843,6 +9875,107 @@
                 <w:sz w:val="18"/>
                 <w:szCs w:val="18"/>
               </w:rPr>
+              <w:t>2026年</w:t>
+            </w:r>
+            <w:r>
+              <w:rPr>
+                <w:rFonts w:hint="eastAsia"/>
+                <w:sz w:val="18"/>
+                <w:szCs w:val="18"/>
+              </w:rPr>
+              <w:t>10</w:t>
+            </w:r>
+            <w:r>
+              <w:rPr>
+                <w:rFonts w:hint="eastAsia"/>
+                <w:sz w:val="18"/>
+                <w:szCs w:val="18"/>
+              </w:rPr>
+              <w:t>月</w:t>
+            </w:r>
+            <w:r>
+              <w:rPr>
+                <w:rFonts w:hint="eastAsia"/>
+                <w:sz w:val="18"/>
+                <w:szCs w:val="18"/>
+              </w:rPr>
+              <w:t>06</w:t>
+            </w:r>
+            <w:r>
+              <w:rPr>
+                <w:rFonts w:hint="eastAsia"/>
+                <w:sz w:val="18"/>
+                <w:szCs w:val="18"/>
+              </w:rPr>
+              <w:t>日</w:t>
+            </w:r>
+          </w:p>
+        </w:tc>
+        <w:tc>
+          <w:tcPr>
+            <w:tcW w:w="2126" w:type="dxa"/>
+          </w:tcPr>
+          <w:p>
+            <w:pPr>
+              <w:ind w:leftChars="0" w:left="0" w:firstLine="0"/>
+              <w:rPr>
+                <w:sz w:val="18"/>
+                <w:szCs w:val="18"/>
+              </w:rPr>
+            </w:pPr>
+            <w:r>
+              <w:rPr>
+                <w:rFonts w:hint="eastAsia"/>
+                <w:sz w:val="18"/>
+                <w:szCs w:val="18"/>
+              </w:rPr>
+              <w:t>3 データモデル</w:t>
+            </w:r>
+          </w:p>
+        </w:tc>
+        <w:tc>
+          <w:tcPr>
+            <w:tcW w:w="3821" w:type="dxa"/>
+          </w:tcPr>
+          <w:p>
+            <w:pPr>
+              <w:ind w:leftChars="0" w:left="0" w:firstLine="0"/>
+              <w:rPr>
+                <w:sz w:val="18"/>
+                <w:szCs w:val="18"/>
+              </w:rPr>
+            </w:pPr>
+            <w:r>
+              <w:rPr>
+                <w:rFonts w:hint="eastAsia"/>
+                <w:sz w:val="18"/>
+                <w:szCs w:val="18"/>
+              </w:rPr>
+              <w:t>クラス図を更新</w:t>
+            </w:r>
+          </w:p>
+        </w:tc>
+      </w:tr>
+      <w:tr>
+        <w:tc>
+          <w:tcPr>
+            <w:tcW w:w="2187" w:type="dxa"/>
+          </w:tcPr>
+          <w:p>
+            <w:pPr>
+              <w:ind w:leftChars="0" w:left="0" w:firstLine="0"/>
+              <w:jc w:val="center"/>
+              <w:rPr>
+                <w:sz w:val="18"/>
+                <w:szCs w:val="18"/>
+              </w:rPr>
+            </w:pPr>
+            <w:r>
+              <w:rPr>
+                <w:rFonts w:hint="eastAsia"/>
+                <w:sz w:val="18"/>
+                <w:szCs w:val="18"/>
+              </w:rPr>
               <w:t>2025年</w:t>
             </w:r>
             <w:r>
@@ -10147,8 +10280,8 @@
       </w:pPr>
     </w:p>
     <w:sectPr>
-      <w:headerReference w:type="default" r:id="rId13"/>
-      <w:footerReference w:type="default" r:id="rId14"/>
+      <w:headerReference w:type="default" r:id="rId16"/>
+      <w:footerReference w:type="default" r:id="rId17"/>
       <w:pgSz w:w="11906" w:h="16838"/>
       <w:pgMar w:top="1985" w:right="1701" w:bottom="1701" w:left="1701" w:header="851" w:footer="992" w:gutter="0"/>
       <w:cols w:space="425"/>
@@ -10159,7 +10292,7 @@
 </file>
 
 <file path=word/endnotes.xml><?xml version="1.0" encoding="utf-8"?>
-<w:endnotes xmlns:wpc="http://schemas.microsoft.com/office/word/2010/wordprocessingCanvas" xmlns:cx="http://schemas.microsoft.com/office/drawing/2014/chartex" xmlns:cx1="http://schemas.microsoft.com/office/drawing/2015/9/8/chartex" xmlns:cx2="http://schemas.microsoft.com/office/drawing/2015/10/21/chartex" xmlns:cx3="http://schemas.microsoft.com/office/drawing/2016/5/9/chartex" xmlns:cx4="http://schemas.microsoft.com/office/drawing/2016/5/10/chartex" xmlns:cx5="http://schemas.microsoft.com/office/drawing/2016/5/11/chartex" xmlns:cx6="http://schemas.microsoft.com/office/drawing/2016/5/12/chartex" xmlns:cx7="http://schemas.microsoft.com/office/drawing/2016/5/13/chartex" xmlns:cx8="http://schemas.microsoft.com/office/drawing/2016/5/14/chartex" xmlns:mc="http://schemas.openxmlformats.org/markup-compatibility/2006" xmlns:aink="http://schemas.microsoft.com/office/drawing/2016/ink" xmlns:am3d="http://schemas.microsoft.com/office/drawing/2017/model3d" xmlns:o="urn:schemas-microsoft-com:office:office" xmlns:oel="http://schemas.microsoft.com/office/2019/extlst" xmlns:r="http://schemas.openxmlformats.org/officeDocument/2006/relationships" xmlns:m="http://schemas.openxmlformats.org/officeDocument/2006/math" xmlns:v="urn:schemas-microsoft-com:vml" xmlns:wp14="http://schemas.microsoft.com/office/word/2010/wordprocessingDrawing" xmlns:wp="http://schemas.openxmlformats.org/drawingml/2006/wordprocessingDrawing" xmlns:w10="urn:schemas-microsoft-com:office:word" xmlns:w="http://schemas.openxmlformats.org/wordprocessingml/2006/main" xmlns:w14="http://schemas.microsoft.com/office/word/2010/wordml" xmlns:w15="http://schemas.microsoft.com/office/word/2012/wordml" xmlns:w16cex="http://schemas.microsoft.com/office/word/2018/wordml/cex" xmlns:w16cid="http://schemas.microsoft.com/office/word/2016/wordml/cid" xmlns:w16="http://schemas.microsoft.com/office/word/2018/wordml" xmlns:w16sdtdh="http://schemas.microsoft.com/office/word/2020/wordml/sdtdatahash" xmlns:w16se="http://schemas.microsoft.com/office/word/2015/wordml/symex" xmlns:wpg="http://schemas.microsoft.com/office/word/2010/wordprocessingGroup" xmlns:wpi="http://schemas.microsoft.com/office/word/2010/wordprocessingInk" xmlns:wne="http://schemas.microsoft.com/office/word/2006/wordml" xmlns:wps="http://schemas.microsoft.com/office/word/2010/wordprocessingShape" mc:Ignorable="w14 w15 w16se w16cid w16 w16cex w16sdtdh wp14">
+<w:endnotes xmlns:wpc="http://schemas.microsoft.com/office/word/2010/wordprocessingCanvas" xmlns:cx="http://schemas.microsoft.com/office/drawing/2014/chartex" xmlns:cx1="http://schemas.microsoft.com/office/drawing/2015/9/8/chartex" xmlns:cx2="http://schemas.microsoft.com/office/drawing/2015/10/21/chartex" xmlns:cx3="http://schemas.microsoft.com/office/drawing/2016/5/9/chartex" xmlns:cx4="http://schemas.microsoft.com/office/drawing/2016/5/10/chartex" xmlns:cx5="http://schemas.microsoft.com/office/drawing/2016/5/11/chartex" xmlns:cx6="http://schemas.microsoft.com/office/drawing/2016/5/12/chartex" xmlns:cx7="http://schemas.microsoft.com/office/drawing/2016/5/13/chartex" xmlns:cx8="http://schemas.microsoft.com/office/drawing/2016/5/14/chartex" xmlns:mc="http://schemas.openxmlformats.org/markup-compatibility/2006" xmlns:aink="http://schemas.microsoft.com/office/drawing/2016/ink" xmlns:am3d="http://schemas.microsoft.com/office/drawing/2017/model3d" xmlns:o="urn:schemas-microsoft-com:office:office" xmlns:oel="http://schemas.microsoft.com/office/2019/extlst" xmlns:r="http://schemas.openxmlformats.org/officeDocument/2006/relationships" xmlns:m="http://schemas.openxmlformats.org/officeDocument/2006/math" xmlns:v="urn:schemas-microsoft-com:vml" xmlns:wp14="http://schemas.microsoft.com/office/word/2010/wordprocessingDrawing" xmlns:wp="http://schemas.openxmlformats.org/drawingml/2006/wordprocessingDrawing" xmlns:w10="urn:schemas-microsoft-com:office:word" xmlns:w="http://schemas.openxmlformats.org/wordprocessingml/2006/main" xmlns:w14="http://schemas.microsoft.com/office/word/2010/wordml" xmlns:w15="http://schemas.microsoft.com/office/word/2012/wordml" xmlns:w16cex="http://schemas.microsoft.com/office/word/2018/wordml/cex" xmlns:w16cid="http://schemas.microsoft.com/office/word/2016/wordml/cid" xmlns:w16="http://schemas.microsoft.com/office/word/2018/wordml" xmlns:w16du="http://schemas.microsoft.com/office/word/2023/wordml/word16du" xmlns:w16sdtdh="http://schemas.microsoft.com/office/word/2020/wordml/sdtdatahash" xmlns:w16sdtfl="http://schemas.microsoft.com/office/word/2024/wordml/sdtformatlock" xmlns:w16se="http://schemas.microsoft.com/office/word/2015/wordml/symex" xmlns:wpg="http://schemas.microsoft.com/office/word/2010/wordprocessingGroup" xmlns:wpi="http://schemas.microsoft.com/office/word/2010/wordprocessingInk" xmlns:wne="http://schemas.microsoft.com/office/word/2006/wordml" xmlns:wps="http://schemas.microsoft.com/office/word/2010/wordprocessingShape" mc:Ignorable="w14 w15 w16se w16cid w16 w16cex w16sdtdh w16sdtfl w16du wp14">
   <w:endnote w:type="separator" w:id="-1">
     <w:p>
       <w:r>
@@ -10178,7 +10311,7 @@
 </file>
 
 <file path=word/footer1.xml><?xml version="1.0" encoding="utf-8"?>
-<w:ftr xmlns:wpc="http://schemas.microsoft.com/office/word/2010/wordprocessingCanvas" xmlns:cx="http://schemas.microsoft.com/office/drawing/2014/chartex" xmlns:cx1="http://schemas.microsoft.com/office/drawing/2015/9/8/chartex" xmlns:cx2="http://schemas.microsoft.com/office/drawing/2015/10/21/chartex" xmlns:cx3="http://schemas.microsoft.com/office/drawing/2016/5/9/chartex" xmlns:cx4="http://schemas.microsoft.com/office/drawing/2016/5/10/chartex" xmlns:cx5="http://schemas.microsoft.com/office/drawing/2016/5/11/chartex" xmlns:cx6="http://schemas.microsoft.com/office/drawing/2016/5/12/chartex" xmlns:cx7="http://schemas.microsoft.com/office/drawing/2016/5/13/chartex" xmlns:cx8="http://schemas.microsoft.com/office/drawing/2016/5/14/chartex" xmlns:mc="http://schemas.openxmlformats.org/markup-compatibility/2006" xmlns:aink="http://schemas.microsoft.com/office/drawing/2016/ink" xmlns:am3d="http://schemas.microsoft.com/office/drawing/2017/model3d" xmlns:o="urn:schemas-microsoft-com:office:office" xmlns:oel="http://schemas.microsoft.com/office/2019/extlst" xmlns:r="http://schemas.openxmlformats.org/officeDocument/2006/relationships" xmlns:m="http://schemas.openxmlformats.org/officeDocument/2006/math" xmlns:v="urn:schemas-microsoft-com:vml" xmlns:wp14="http://schemas.microsoft.com/office/word/2010/wordprocessingDrawing" xmlns:wp="http://schemas.openxmlformats.org/drawingml/2006/wordprocessingDrawing" xmlns:w10="urn:schemas-microsoft-com:office:word" xmlns:w="http://schemas.openxmlformats.org/wordprocessingml/2006/main" xmlns:w14="http://schemas.microsoft.com/office/word/2010/wordml" xmlns:w15="http://schemas.microsoft.com/office/word/2012/wordml" xmlns:w16cex="http://schemas.microsoft.com/office/word/2018/wordml/cex" xmlns:w16cid="http://schemas.microsoft.com/office/word/2016/wordml/cid" xmlns:w16="http://schemas.microsoft.com/office/word/2018/wordml" xmlns:w16sdtdh="http://schemas.microsoft.com/office/word/2020/wordml/sdtdatahash" xmlns:w16se="http://schemas.microsoft.com/office/word/2015/wordml/symex" xmlns:wpg="http://schemas.microsoft.com/office/word/2010/wordprocessingGroup" xmlns:wpi="http://schemas.microsoft.com/office/word/2010/wordprocessingInk" xmlns:wne="http://schemas.microsoft.com/office/word/2006/wordml" xmlns:wps="http://schemas.microsoft.com/office/word/2010/wordprocessingShape" mc:Ignorable="w14 w15 w16se w16cid w16 w16cex w16sdtdh wp14">
+<w:ftr xmlns:wpc="http://schemas.microsoft.com/office/word/2010/wordprocessingCanvas" xmlns:cx="http://schemas.microsoft.com/office/drawing/2014/chartex" xmlns:cx1="http://schemas.microsoft.com/office/drawing/2015/9/8/chartex" xmlns:cx2="http://schemas.microsoft.com/office/drawing/2015/10/21/chartex" xmlns:cx3="http://schemas.microsoft.com/office/drawing/2016/5/9/chartex" xmlns:cx4="http://schemas.microsoft.com/office/drawing/2016/5/10/chartex" xmlns:cx5="http://schemas.microsoft.com/office/drawing/2016/5/11/chartex" xmlns:cx6="http://schemas.microsoft.com/office/drawing/2016/5/12/chartex" xmlns:cx7="http://schemas.microsoft.com/office/drawing/2016/5/13/chartex" xmlns:cx8="http://schemas.microsoft.com/office/drawing/2016/5/14/chartex" xmlns:mc="http://schemas.openxmlformats.org/markup-compatibility/2006" xmlns:aink="http://schemas.microsoft.com/office/drawing/2016/ink" xmlns:am3d="http://schemas.microsoft.com/office/drawing/2017/model3d" xmlns:o="urn:schemas-microsoft-com:office:office" xmlns:oel="http://schemas.microsoft.com/office/2019/extlst" xmlns:r="http://schemas.openxmlformats.org/officeDocument/2006/relationships" xmlns:m="http://schemas.openxmlformats.org/officeDocument/2006/math" xmlns:v="urn:schemas-microsoft-com:vml" xmlns:wp14="http://schemas.microsoft.com/office/word/2010/wordprocessingDrawing" xmlns:wp="http://schemas.openxmlformats.org/drawingml/2006/wordprocessingDrawing" xmlns:w10="urn:schemas-microsoft-com:office:word" xmlns:w="http://schemas.openxmlformats.org/wordprocessingml/2006/main" xmlns:w14="http://schemas.microsoft.com/office/word/2010/wordml" xmlns:w15="http://schemas.microsoft.com/office/word/2012/wordml" xmlns:w16cex="http://schemas.microsoft.com/office/word/2018/wordml/cex" xmlns:w16cid="http://schemas.microsoft.com/office/word/2016/wordml/cid" xmlns:w16="http://schemas.microsoft.com/office/word/2018/wordml" xmlns:w16du="http://schemas.microsoft.com/office/word/2023/wordml/word16du" xmlns:w16sdtdh="http://schemas.microsoft.com/office/word/2020/wordml/sdtdatahash" xmlns:w16sdtfl="http://schemas.microsoft.com/office/word/2024/wordml/sdtformatlock" xmlns:w16se="http://schemas.microsoft.com/office/word/2015/wordml/symex" xmlns:wpg="http://schemas.microsoft.com/office/word/2010/wordprocessingGroup" xmlns:wpi="http://schemas.microsoft.com/office/word/2010/wordprocessingInk" xmlns:wne="http://schemas.microsoft.com/office/word/2006/wordml" xmlns:wps="http://schemas.microsoft.com/office/word/2010/wordprocessingShape" mc:Ignorable="w14 w15 w16se w16cid w16 w16cex w16sdtdh w16sdtfl w16du wp14">
   <w:sdt>
     <w:sdtPr>
       <w:id w:val="256646392"/>
@@ -10224,7 +10357,7 @@
 </file>
 
 <file path=word/footnotes.xml><?xml version="1.0" encoding="utf-8"?>
-<w:footnotes xmlns:wpc="http://schemas.microsoft.com/office/word/2010/wordprocessingCanvas" xmlns:cx="http://schemas.microsoft.com/office/drawing/2014/chartex" xmlns:cx1="http://schemas.microsoft.com/office/drawing/2015/9/8/chartex" xmlns:cx2="http://schemas.microsoft.com/office/drawing/2015/10/21/chartex" xmlns:cx3="http://schemas.microsoft.com/office/drawing/2016/5/9/chartex" xmlns:cx4="http://schemas.microsoft.com/office/drawing/2016/5/10/chartex" xmlns:cx5="http://schemas.microsoft.com/office/drawing/2016/5/11/chartex" xmlns:cx6="http://schemas.microsoft.com/office/drawing/2016/5/12/chartex" xmlns:cx7="http://schemas.microsoft.com/office/drawing/2016/5/13/chartex" xmlns:cx8="http://schemas.microsoft.com/office/drawing/2016/5/14/chartex" xmlns:mc="http://schemas.openxmlformats.org/markup-compatibility/2006" xmlns:aink="http://schemas.microsoft.com/office/drawing/2016/ink" xmlns:am3d="http://schemas.microsoft.com/office/drawing/2017/model3d" xmlns:o="urn:schemas-microsoft-com:office:office" xmlns:oel="http://schemas.microsoft.com/office/2019/extlst" xmlns:r="http://schemas.openxmlformats.org/officeDocument/2006/relationships" xmlns:m="http://schemas.openxmlformats.org/officeDocument/2006/math" xmlns:v="urn:schemas-microsoft-com:vml" xmlns:wp14="http://schemas.microsoft.com/office/word/2010/wordprocessingDrawing" xmlns:wp="http://schemas.openxmlformats.org/drawingml/2006/wordprocessingDrawing" xmlns:w10="urn:schemas-microsoft-com:office:word" xmlns:w="http://schemas.openxmlformats.org/wordprocessingml/2006/main" xmlns:w14="http://schemas.microsoft.com/office/word/2010/wordml" xmlns:w15="http://schemas.microsoft.com/office/word/2012/wordml" xmlns:w16cex="http://schemas.microsoft.com/office/word/2018/wordml/cex" xmlns:w16cid="http://schemas.microsoft.com/office/word/2016/wordml/cid" xmlns:w16="http://schemas.microsoft.com/office/word/2018/wordml" xmlns:w16sdtdh="http://schemas.microsoft.com/office/word/2020/wordml/sdtdatahash" xmlns:w16se="http://schemas.microsoft.com/office/word/2015/wordml/symex" xmlns:wpg="http://schemas.microsoft.com/office/word/2010/wordprocessingGroup" xmlns:wpi="http://schemas.microsoft.com/office/word/2010/wordprocessingInk" xmlns:wne="http://schemas.microsoft.com/office/word/2006/wordml" xmlns:wps="http://schemas.microsoft.com/office/word/2010/wordprocessingShape" mc:Ignorable="w14 w15 w16se w16cid w16 w16cex w16sdtdh wp14">
+<w:footnotes xmlns:wpc="http://schemas.microsoft.com/office/word/2010/wordprocessingCanvas" xmlns:cx="http://schemas.microsoft.com/office/drawing/2014/chartex" xmlns:cx1="http://schemas.microsoft.com/office/drawing/2015/9/8/chartex" xmlns:cx2="http://schemas.microsoft.com/office/drawing/2015/10/21/chartex" xmlns:cx3="http://schemas.microsoft.com/office/drawing/2016/5/9/chartex" xmlns:cx4="http://schemas.microsoft.com/office/drawing/2016/5/10/chartex" xmlns:cx5="http://schemas.microsoft.com/office/drawing/2016/5/11/chartex" xmlns:cx6="http://schemas.microsoft.com/office/drawing/2016/5/12/chartex" xmlns:cx7="http://schemas.microsoft.com/office/drawing/2016/5/13/chartex" xmlns:cx8="http://schemas.microsoft.com/office/drawing/2016/5/14/chartex" xmlns:mc="http://schemas.openxmlformats.org/markup-compatibility/2006" xmlns:aink="http://schemas.microsoft.com/office/drawing/2016/ink" xmlns:am3d="http://schemas.microsoft.com/office/drawing/2017/model3d" xmlns:o="urn:schemas-microsoft-com:office:office" xmlns:oel="http://schemas.microsoft.com/office/2019/extlst" xmlns:r="http://schemas.openxmlformats.org/officeDocument/2006/relationships" xmlns:m="http://schemas.openxmlformats.org/officeDocument/2006/math" xmlns:v="urn:schemas-microsoft-com:vml" xmlns:wp14="http://schemas.microsoft.com/office/word/2010/wordprocessingDrawing" xmlns:wp="http://schemas.openxmlformats.org/drawingml/2006/wordprocessingDrawing" xmlns:w10="urn:schemas-microsoft-com:office:word" xmlns:w="http://schemas.openxmlformats.org/wordprocessingml/2006/main" xmlns:w14="http://schemas.microsoft.com/office/word/2010/wordml" xmlns:w15="http://schemas.microsoft.com/office/word/2012/wordml" xmlns:w16cex="http://schemas.microsoft.com/office/word/2018/wordml/cex" xmlns:w16cid="http://schemas.microsoft.com/office/word/2016/wordml/cid" xmlns:w16="http://schemas.microsoft.com/office/word/2018/wordml" xmlns:w16du="http://schemas.microsoft.com/office/word/2023/wordml/word16du" xmlns:w16sdtdh="http://schemas.microsoft.com/office/word/2020/wordml/sdtdatahash" xmlns:w16sdtfl="http://schemas.microsoft.com/office/word/2024/wordml/sdtformatlock" xmlns:w16se="http://schemas.microsoft.com/office/word/2015/wordml/symex" xmlns:wpg="http://schemas.microsoft.com/office/word/2010/wordprocessingGroup" xmlns:wpi="http://schemas.microsoft.com/office/word/2010/wordprocessingInk" xmlns:wne="http://schemas.microsoft.com/office/word/2006/wordml" xmlns:wps="http://schemas.microsoft.com/office/word/2010/wordprocessingShape" mc:Ignorable="w14 w15 w16se w16cid w16 w16cex w16sdtdh w16sdtfl w16du wp14">
   <w:footnote w:type="separator" w:id="-1">
     <w:p>
       <w:r>
@@ -10331,13 +10464,13 @@
 </file>
 
 <file path=word/header1.xml><?xml version="1.0" encoding="utf-8"?>
-<w:hdr xmlns:wpc="http://schemas.microsoft.com/office/word/2010/wordprocessingCanvas" xmlns:cx="http://schemas.microsoft.com/office/drawing/2014/chartex" xmlns:cx1="http://schemas.microsoft.com/office/drawing/2015/9/8/chartex" xmlns:cx2="http://schemas.microsoft.com/office/drawing/2015/10/21/chartex" xmlns:cx3="http://schemas.microsoft.com/office/drawing/2016/5/9/chartex" xmlns:cx4="http://schemas.microsoft.com/office/drawing/2016/5/10/chartex" xmlns:cx5="http://schemas.microsoft.com/office/drawing/2016/5/11/chartex" xmlns:cx6="http://schemas.microsoft.com/office/drawing/2016/5/12/chartex" xmlns:cx7="http://schemas.microsoft.com/office/drawing/2016/5/13/chartex" xmlns:cx8="http://schemas.microsoft.com/office/drawing/2016/5/14/chartex" xmlns:mc="http://schemas.openxmlformats.org/markup-compatibility/2006" xmlns:aink="http://schemas.microsoft.com/office/drawing/2016/ink" xmlns:am3d="http://schemas.microsoft.com/office/drawing/2017/model3d" xmlns:o="urn:schemas-microsoft-com:office:office" xmlns:oel="http://schemas.microsoft.com/office/2019/extlst" xmlns:r="http://schemas.openxmlformats.org/officeDocument/2006/relationships" xmlns:m="http://schemas.openxmlformats.org/officeDocument/2006/math" xmlns:v="urn:schemas-microsoft-com:vml" xmlns:wp14="http://schemas.microsoft.com/office/word/2010/wordprocessingDrawing" xmlns:wp="http://schemas.openxmlformats.org/drawingml/2006/wordprocessingDrawing" xmlns:w10="urn:schemas-microsoft-com:office:word" xmlns:w="http://schemas.openxmlformats.org/wordprocessingml/2006/main" xmlns:w14="http://schemas.microsoft.com/office/word/2010/wordml" xmlns:w15="http://schemas.microsoft.com/office/word/2012/wordml" xmlns:w16cex="http://schemas.microsoft.com/office/word/2018/wordml/cex" xmlns:w16cid="http://schemas.microsoft.com/office/word/2016/wordml/cid" xmlns:w16="http://schemas.microsoft.com/office/word/2018/wordml" xmlns:w16sdtdh="http://schemas.microsoft.com/office/word/2020/wordml/sdtdatahash" xmlns:w16se="http://schemas.microsoft.com/office/word/2015/wordml/symex" xmlns:wpg="http://schemas.microsoft.com/office/word/2010/wordprocessingGroup" xmlns:wpi="http://schemas.microsoft.com/office/word/2010/wordprocessingInk" xmlns:wne="http://schemas.microsoft.com/office/word/2006/wordml" xmlns:wps="http://schemas.microsoft.com/office/word/2010/wordprocessingShape" mc:Ignorable="w14 w15 w16se w16cid w16 w16cex w16sdtdh wp14">
+<w:hdr xmlns:wpc="http://schemas.microsoft.com/office/word/2010/wordprocessingCanvas" xmlns:cx="http://schemas.microsoft.com/office/drawing/2014/chartex" xmlns:cx1="http://schemas.microsoft.com/office/drawing/2015/9/8/chartex" xmlns:cx2="http://schemas.microsoft.com/office/drawing/2015/10/21/chartex" xmlns:cx3="http://schemas.microsoft.com/office/drawing/2016/5/9/chartex" xmlns:cx4="http://schemas.microsoft.com/office/drawing/2016/5/10/chartex" xmlns:cx5="http://schemas.microsoft.com/office/drawing/2016/5/11/chartex" xmlns:cx6="http://schemas.microsoft.com/office/drawing/2016/5/12/chartex" xmlns:cx7="http://schemas.microsoft.com/office/drawing/2016/5/13/chartex" xmlns:cx8="http://schemas.microsoft.com/office/drawing/2016/5/14/chartex" xmlns:mc="http://schemas.openxmlformats.org/markup-compatibility/2006" xmlns:aink="http://schemas.microsoft.com/office/drawing/2016/ink" xmlns:am3d="http://schemas.microsoft.com/office/drawing/2017/model3d" xmlns:o="urn:schemas-microsoft-com:office:office" xmlns:oel="http://schemas.microsoft.com/office/2019/extlst" xmlns:r="http://schemas.openxmlformats.org/officeDocument/2006/relationships" xmlns:m="http://schemas.openxmlformats.org/officeDocument/2006/math" xmlns:v="urn:schemas-microsoft-com:vml" xmlns:wp14="http://schemas.microsoft.com/office/word/2010/wordprocessingDrawing" xmlns:wp="http://schemas.openxmlformats.org/drawingml/2006/wordprocessingDrawing" xmlns:w10="urn:schemas-microsoft-com:office:word" xmlns:w="http://schemas.openxmlformats.org/wordprocessingml/2006/main" xmlns:w14="http://schemas.microsoft.com/office/word/2010/wordml" xmlns:w15="http://schemas.microsoft.com/office/word/2012/wordml" xmlns:w16cex="http://schemas.microsoft.com/office/word/2018/wordml/cex" xmlns:w16cid="http://schemas.microsoft.com/office/word/2016/wordml/cid" xmlns:w16="http://schemas.microsoft.com/office/word/2018/wordml" xmlns:w16du="http://schemas.microsoft.com/office/word/2023/wordml/word16du" xmlns:w16sdtdh="http://schemas.microsoft.com/office/word/2020/wordml/sdtdatahash" xmlns:w16sdtfl="http://schemas.microsoft.com/office/word/2024/wordml/sdtformatlock" xmlns:w16se="http://schemas.microsoft.com/office/word/2015/wordml/symex" xmlns:wpg="http://schemas.microsoft.com/office/word/2010/wordprocessingGroup" xmlns:wpi="http://schemas.microsoft.com/office/word/2010/wordprocessingInk" xmlns:wne="http://schemas.microsoft.com/office/word/2006/wordml" xmlns:wps="http://schemas.microsoft.com/office/word/2010/wordprocessingShape" mc:Ignorable="w14 w15 w16se w16cid w16 w16cex w16sdtdh w16sdtfl w16du wp14">
   <w:p/>
 </w:hdr>
 </file>
 
 <file path=word/numbering.xml><?xml version="1.0" encoding="utf-8"?>
-<w:numbering xmlns:wpc="http://schemas.microsoft.com/office/word/2010/wordprocessingCanvas" xmlns:cx="http://schemas.microsoft.com/office/drawing/2014/chartex" xmlns:cx1="http://schemas.microsoft.com/office/drawing/2015/9/8/chartex" xmlns:cx2="http://schemas.microsoft.com/office/drawing/2015/10/21/chartex" xmlns:cx3="http://schemas.microsoft.com/office/drawing/2016/5/9/chartex" xmlns:cx4="http://schemas.microsoft.com/office/drawing/2016/5/10/chartex" xmlns:cx5="http://schemas.microsoft.com/office/drawing/2016/5/11/chartex" xmlns:cx6="http://schemas.microsoft.com/office/drawing/2016/5/12/chartex" xmlns:cx7="http://schemas.microsoft.com/office/drawing/2016/5/13/chartex" xmlns:cx8="http://schemas.microsoft.com/office/drawing/2016/5/14/chartex" xmlns:mc="http://schemas.openxmlformats.org/markup-compatibility/2006" xmlns:aink="http://schemas.microsoft.com/office/drawing/2016/ink" xmlns:am3d="http://schemas.microsoft.com/office/drawing/2017/model3d" xmlns:o="urn:schemas-microsoft-com:office:office" xmlns:oel="http://schemas.microsoft.com/office/2019/extlst" xmlns:r="http://schemas.openxmlformats.org/officeDocument/2006/relationships" xmlns:m="http://schemas.openxmlformats.org/officeDocument/2006/math" xmlns:v="urn:schemas-microsoft-com:vml" xmlns:wp14="http://schemas.microsoft.com/office/word/2010/wordprocessingDrawing" xmlns:wp="http://schemas.openxmlformats.org/drawingml/2006/wordprocessingDrawing" xmlns:w10="urn:schemas-microsoft-com:office:word" xmlns:w="http://schemas.openxmlformats.org/wordprocessingml/2006/main" xmlns:w14="http://schemas.microsoft.com/office/word/2010/wordml" xmlns:w15="http://schemas.microsoft.com/office/word/2012/wordml" xmlns:w16cex="http://schemas.microsoft.com/office/word/2018/wordml/cex" xmlns:w16cid="http://schemas.microsoft.com/office/word/2016/wordml/cid" xmlns:w16="http://schemas.microsoft.com/office/word/2018/wordml" xmlns:w16sdtdh="http://schemas.microsoft.com/office/word/2020/wordml/sdtdatahash" xmlns:w16se="http://schemas.microsoft.com/office/word/2015/wordml/symex" xmlns:wpg="http://schemas.microsoft.com/office/word/2010/wordprocessingGroup" xmlns:wpi="http://schemas.microsoft.com/office/word/2010/wordprocessingInk" xmlns:wne="http://schemas.microsoft.com/office/word/2006/wordml" xmlns:wps="http://schemas.microsoft.com/office/word/2010/wordprocessingShape" mc:Ignorable="w14 w15 w16se w16cid w16 w16cex w16sdtdh wp14">
+<w:numbering xmlns:wpc="http://schemas.microsoft.com/office/word/2010/wordprocessingCanvas" xmlns:cx="http://schemas.microsoft.com/office/drawing/2014/chartex" xmlns:cx1="http://schemas.microsoft.com/office/drawing/2015/9/8/chartex" xmlns:cx2="http://schemas.microsoft.com/office/drawing/2015/10/21/chartex" xmlns:cx3="http://schemas.microsoft.com/office/drawing/2016/5/9/chartex" xmlns:cx4="http://schemas.microsoft.com/office/drawing/2016/5/10/chartex" xmlns:cx5="http://schemas.microsoft.com/office/drawing/2016/5/11/chartex" xmlns:cx6="http://schemas.microsoft.com/office/drawing/2016/5/12/chartex" xmlns:cx7="http://schemas.microsoft.com/office/drawing/2016/5/13/chartex" xmlns:cx8="http://schemas.microsoft.com/office/drawing/2016/5/14/chartex" xmlns:mc="http://schemas.openxmlformats.org/markup-compatibility/2006" xmlns:aink="http://schemas.microsoft.com/office/drawing/2016/ink" xmlns:am3d="http://schemas.microsoft.com/office/drawing/2017/model3d" xmlns:o="urn:schemas-microsoft-com:office:office" xmlns:oel="http://schemas.microsoft.com/office/2019/extlst" xmlns:r="http://schemas.openxmlformats.org/officeDocument/2006/relationships" xmlns:m="http://schemas.openxmlformats.org/officeDocument/2006/math" xmlns:v="urn:schemas-microsoft-com:vml" xmlns:wp14="http://schemas.microsoft.com/office/word/2010/wordprocessingDrawing" xmlns:wp="http://schemas.openxmlformats.org/drawingml/2006/wordprocessingDrawing" xmlns:w10="urn:schemas-microsoft-com:office:word" xmlns:w="http://schemas.openxmlformats.org/wordprocessingml/2006/main" xmlns:w14="http://schemas.microsoft.com/office/word/2010/wordml" xmlns:w15="http://schemas.microsoft.com/office/word/2012/wordml" xmlns:w16cex="http://schemas.microsoft.com/office/word/2018/wordml/cex" xmlns:w16cid="http://schemas.microsoft.com/office/word/2016/wordml/cid" xmlns:w16="http://schemas.microsoft.com/office/word/2018/wordml" xmlns:w16du="http://schemas.microsoft.com/office/word/2023/wordml/word16du" xmlns:w16sdtdh="http://schemas.microsoft.com/office/word/2020/wordml/sdtdatahash" xmlns:w16sdtfl="http://schemas.microsoft.com/office/word/2024/wordml/sdtformatlock" xmlns:w16se="http://schemas.microsoft.com/office/word/2015/wordml/symex" xmlns:wpg="http://schemas.microsoft.com/office/word/2010/wordprocessingGroup" xmlns:wpi="http://schemas.microsoft.com/office/word/2010/wordprocessingInk" xmlns:wne="http://schemas.microsoft.com/office/word/2006/wordml" xmlns:wps="http://schemas.microsoft.com/office/word/2010/wordprocessingShape" mc:Ignorable="w14 w15 w16se w16cid w16 w16cex w16sdtdh w16sdtfl w16du wp14">
   <w:abstractNum w:abstractNumId="0" w15:restartNumberingAfterBreak="0">
     <w:nsid w:val="00F01F1C"/>
     <w:multiLevelType w:val="hybridMultilevel"/>
@@ -13127,7 +13260,7 @@
 </file>
 
 <file path=word/styles.xml><?xml version="1.0" encoding="utf-8"?>
-<w:styles xmlns:mc="http://schemas.openxmlformats.org/markup-compatibility/2006" xmlns:r="http://schemas.openxmlformats.org/officeDocument/2006/relationships" xmlns:w="http://schemas.openxmlformats.org/wordprocessingml/2006/main" xmlns:w14="http://schemas.microsoft.com/office/word/2010/wordml" xmlns:w15="http://schemas.microsoft.com/office/word/2012/wordml" xmlns:w16cex="http://schemas.microsoft.com/office/word/2018/wordml/cex" xmlns:w16cid="http://schemas.microsoft.com/office/word/2016/wordml/cid" xmlns:w16="http://schemas.microsoft.com/office/word/2018/wordml" xmlns:w16sdtdh="http://schemas.microsoft.com/office/word/2020/wordml/sdtdatahash" xmlns:w16se="http://schemas.microsoft.com/office/word/2015/wordml/symex" mc:Ignorable="w14 w15 w16se w16cid w16 w16cex w16sdtdh">
+<w:styles xmlns:mc="http://schemas.openxmlformats.org/markup-compatibility/2006" xmlns:r="http://schemas.openxmlformats.org/officeDocument/2006/relationships" xmlns:w="http://schemas.openxmlformats.org/wordprocessingml/2006/main" xmlns:w14="http://schemas.microsoft.com/office/word/2010/wordml" xmlns:w15="http://schemas.microsoft.com/office/word/2012/wordml" xmlns:w16cex="http://schemas.microsoft.com/office/word/2018/wordml/cex" xmlns:w16cid="http://schemas.microsoft.com/office/word/2016/wordml/cid" xmlns:w16="http://schemas.microsoft.com/office/word/2018/wordml" xmlns:w16du="http://schemas.microsoft.com/office/word/2023/wordml/word16du" xmlns:w16sdtdh="http://schemas.microsoft.com/office/word/2020/wordml/sdtdatahash" xmlns:w16sdtfl="http://schemas.microsoft.com/office/word/2024/wordml/sdtformatlock" xmlns:w16se="http://schemas.microsoft.com/office/word/2015/wordml/symex" mc:Ignorable="w14 w15 w16se w16cid w16 w16cex w16sdtdh w16sdtfl w16du">
   <w:docDefaults>
     <w:rPrDefault>
       <w:rPr>
@@ -14978,10 +15111,21 @@
 </file>
 
 <file path=customXml/item1.xml><?xml version="1.0" encoding="utf-8"?>
-<b:Sources xmlns:b="http://schemas.openxmlformats.org/officeDocument/2006/bibliography" xmlns="http://schemas.openxmlformats.org/officeDocument/2006/bibliography" SelectedStyle="\APASixthEditionOfficeOnline.xsl" StyleName="APA" Version="6"/>
+<p:properties xmlns:p="http://schemas.microsoft.com/office/2006/metadata/properties" xmlns:xsi="http://www.w3.org/2001/XMLSchema-instance" xmlns:pc="http://schemas.microsoft.com/office/infopath/2007/PartnerControls">
+  <documentManagement/>
+</p:properties>
 </file>
 
 <file path=customXml/item2.xml><?xml version="1.0" encoding="utf-8"?>
+<?mso-contentType ?>
+<FormTemplates xmlns="http://schemas.microsoft.com/sharepoint/v3/contenttype/forms">
+  <Display>DocumentLibraryForm</Display>
+  <Edit>DocumentLibraryForm</Edit>
+  <New>DocumentLibraryForm</New>
+</FormTemplates>
+</file>
+
+<file path=customXml/item3.xml><?xml version="1.0" encoding="utf-8"?>
 <ct:contentTypeSchema xmlns:ct="http://schemas.microsoft.com/office/2006/metadata/contentType" xmlns:ma="http://schemas.microsoft.com/office/2006/metadata/properties/metaAttributes" ct:_="" ma:_="" ma:contentTypeName="ドキュメント" ma:contentTypeID="0x010100D4BA49431D4D9249A6509499E059C03E" ma:contentTypeVersion="4" ma:contentTypeDescription="新しいドキュメントを作成します。" ma:contentTypeScope="" ma:versionID="b4ab603acd520aec003329a8cc5e5a3c">
   <xsd:schema xmlns:xsd="http://www.w3.org/2001/XMLSchema" xmlns:xs="http://www.w3.org/2001/XMLSchema" xmlns:p="http://schemas.microsoft.com/office/2006/metadata/properties" xmlns:ns2="b8676f7c-cd37-452c-a4f6-258f9e9fd2a4" targetNamespace="http://schemas.microsoft.com/office/2006/metadata/properties" ma:root="true" ma:fieldsID="2731dd5c1c8e876b3faee75002f54a14" ns2:_="">
     <xsd:import namespace="b8676f7c-cd37-452c-a4f6-258f9e9fd2a4"/>
@@ -15125,37 +15269,49 @@
 </ct:contentTypeSchema>
 </file>
 
-<file path=customXml/item3.xml><?xml version="1.0" encoding="utf-8"?>
-<?mso-contentType ?>
-<FormTemplates xmlns="http://schemas.microsoft.com/sharepoint/v3/contenttype/forms">
-  <Display>DocumentLibraryForm</Display>
-  <Edit>DocumentLibraryForm</Edit>
-  <New>DocumentLibraryForm</New>
-</FormTemplates>
-</file>
-
 <file path=customXml/item4.xml><?xml version="1.0" encoding="utf-8"?>
-<p:properties xmlns:p="http://schemas.microsoft.com/office/2006/metadata/properties" xmlns:xsi="http://www.w3.org/2001/XMLSchema-instance" xmlns:pc="http://schemas.microsoft.com/office/infopath/2007/PartnerControls">
-  <documentManagement/>
-</p:properties>
+<b:Sources xmlns:b="http://schemas.openxmlformats.org/officeDocument/2006/bibliography" xmlns="http://schemas.openxmlformats.org/officeDocument/2006/bibliography" SelectedStyle="\APASixthEditionOfficeOnline.xsl" StyleName="APA" Version="6"/>
 </file>
 
 <file path=customXml/itemProps1.xml><?xml version="1.0" encoding="utf-8"?>
+<ds:datastoreItem xmlns:ds="http://schemas.openxmlformats.org/officeDocument/2006/customXml" ds:itemID="{2E782149-1DC7-4083-8D9D-8E26C49D9D1D}">
+  <ds:schemaRefs>
+    <ds:schemaRef ds:uri="http://schemas.microsoft.com/office/2006/metadata/properties"/>
+    <ds:schemaRef ds:uri="http://schemas.microsoft.com/office/infopath/2007/PartnerControls"/>
+  </ds:schemaRefs>
+</ds:datastoreItem>
+</file>
+
+<file path=customXml/itemProps2.xml><?xml version="1.0" encoding="utf-8"?>
+<ds:datastoreItem xmlns:ds="http://schemas.openxmlformats.org/officeDocument/2006/customXml" ds:itemID="{0823A070-2594-4471-82F3-CB4E7C02C05F}">
+  <ds:schemaRefs>
+    <ds:schemaRef ds:uri="http://schemas.microsoft.com/sharepoint/v3/contenttype/forms"/>
+  </ds:schemaRefs>
+</ds:datastoreItem>
+</file>
+
+<file path=customXml/itemProps3.xml><?xml version="1.0" encoding="utf-8"?>
+<ds:datastoreItem xmlns:ds="http://schemas.openxmlformats.org/officeDocument/2006/customXml" ds:itemID="{CF27EAEB-62BB-412E-A25C-8066A110B5B1}">
+  <ds:schemaRefs>
+    <ds:schemaRef ds:uri="http://schemas.microsoft.com/office/2006/metadata/contentType"/>
+    <ds:schemaRef ds:uri="http://schemas.microsoft.com/office/2006/metadata/properties/metaAttributes"/>
+    <ds:schemaRef ds:uri="http://www.w3.org/2001/XMLSchema"/>
+    <ds:schemaRef ds:uri="http://schemas.microsoft.com/office/2006/metadata/properties"/>
+    <ds:schemaRef ds:uri="b8676f7c-cd37-452c-a4f6-258f9e9fd2a4"/>
+    <ds:schemaRef ds:uri="http://schemas.microsoft.com/office/2006/documentManagement/types"/>
+    <ds:schemaRef ds:uri="http://schemas.microsoft.com/office/infopath/2007/PartnerControls"/>
+    <ds:schemaRef ds:uri="http://schemas.openxmlformats.org/package/2006/metadata/core-properties"/>
+    <ds:schemaRef ds:uri="http://purl.org/dc/elements/1.1/"/>
+    <ds:schemaRef ds:uri="http://purl.org/dc/terms/"/>
+    <ds:schemaRef ds:uri="http://schemas.microsoft.com/internal/obd"/>
+  </ds:schemaRefs>
+</ds:datastoreItem>
+</file>
+
+<file path=customXml/itemProps4.xml><?xml version="1.0" encoding="utf-8"?>
 <ds:datastoreItem xmlns:ds="http://schemas.openxmlformats.org/officeDocument/2006/customXml" ds:itemID="{8B43E32B-7464-48B2-BCC5-AB2B3FA75B92}">
   <ds:schemaRefs>
     <ds:schemaRef ds:uri="http://schemas.openxmlformats.org/officeDocument/2006/bibliography"/>
   </ds:schemaRefs>
 </ds:datastoreItem>
-</file>
-
-<file path=customXml/itemProps2.xml><?xml version="1.0" encoding="utf-8"?>
-<ds:datastoreItem xmlns:ds="http://schemas.openxmlformats.org/officeDocument/2006/customXml" ds:itemID="{CF27EAEB-62BB-412E-A25C-8066A110B5B1}"/>
-</file>
-
-<file path=customXml/itemProps3.xml><?xml version="1.0" encoding="utf-8"?>
-<ds:datastoreItem xmlns:ds="http://schemas.openxmlformats.org/officeDocument/2006/customXml" ds:itemID="{0823A070-2594-4471-82F3-CB4E7C02C05F}"/>
-</file>
-
-<file path=customXml/itemProps4.xml><?xml version="1.0" encoding="utf-8"?>
-<ds:datastoreItem xmlns:ds="http://schemas.openxmlformats.org/officeDocument/2006/customXml" ds:itemID="{2E782149-1DC7-4083-8D9D-8E26C49D9D1D}"/>
 </file>